--- a/CSI4901_Capstone_Project_Review-1_Report.docx
+++ b/CSI4901_Capstone_Project_Review-1_Report.docx
@@ -1,60 +1,7 @@
 
 <file path=word/document.xml><?xml version="1.0" encoding="utf-8"?>
-<w:document xmlns:wpc="http://schemas.microsoft.com/office/word/2010/wordprocessingCanvas" xmlns:cx="http://schemas.microsoft.com/office/drawing/2014/chartex" xmlns:cx1="http://schemas.microsoft.com/office/drawing/2015/9/8/chartex" xmlns:cx2="http://schemas.microsoft.com/office/drawing/2015/10/21/chartex" xmlns:cx3="http://schemas.microsoft.com/office/drawing/2016/5/9/chartex" xmlns:cx4="http://schemas.microsoft.com/office/drawing/2016/5/10/chartex" xmlns:cx5="http://schemas.microsoft.com/office/drawing/2016/5/11/chartex" xmlns:cx6="http://schemas.microsoft.com/office/drawing/2016/5/12/chartex" xmlns:cx7="http://schemas.microsoft.com/office/drawing/2016/5/13/chartex" xmlns:cx8="http://schemas.microsoft.com/office/drawing/2016/5/14/chartex" xmlns:mc="http://schemas.openxmlformats.org/markup-compatibility/2006" xmlns:aink="http://schemas.microsoft.com/office/drawing/2016/ink" xmlns:am3d="http://schemas.microsoft.com/office/drawing/2017/model3d" xmlns:o="urn:schemas-microsoft-com:office:office" xmlns:oel="http://schemas.microsoft.com/office/2019/extlst" xmlns:r="http://schemas.openxmlformats.org/officeDocument/2006/relationships" xmlns:m="http://schemas.openxmlformats.org/officeDocument/2006/math" xmlns:v="urn:schemas-microsoft-com:vml" xmlns:wp14="http://schemas.microsoft.com/office/word/2010/wordprocessingDrawing" xmlns:wp="http://schemas.openxmlformats.org/drawingml/2006/wordprocessingDrawing" xmlns:w10="urn:schemas-microsoft-com:office:word" xmlns:w="http://schemas.openxmlformats.org/wordprocessingml/2006/main" xmlns:w14="http://schemas.microsoft.com/office/word/2010/wordml" xmlns:w15="http://schemas.microsoft.com/office/word/2012/wordml" xmlns:w16cex="http://schemas.microsoft.com/office/word/2018/wordml/cex" xmlns:w16cid="http://schemas.microsoft.com/office/word/2016/wordml/cid" xmlns:w16="http://schemas.microsoft.com/office/word/2018/wordml" xmlns:w16du="http://schemas.microsoft.com/office/word/2023/wordml/word16du" xmlns:w16sdtdh="http://schemas.microsoft.com/office/word/2020/wordml/sdtdatahash" xmlns:w16se="http://schemas.microsoft.com/office/word/2015/wordml/symex" xmlns:wpg="http://schemas.microsoft.com/office/word/2010/wordprocessingGroup" xmlns:wpi="http://schemas.microsoft.com/office/word/2010/wordprocessingInk" xmlns:wne="http://schemas.microsoft.com/office/word/2006/wordml" xmlns:wps="http://schemas.microsoft.com/office/word/2010/wordprocessingShape" mc:Ignorable="w14 w15 w16se w16cid w16 w16cex w16sdtdh w16du wp14">
+<w:document xmlns:ve="http://schemas.openxmlformats.org/markup-compatibility/2006" xmlns:o="urn:schemas-microsoft-com:office:office" xmlns:r="http://schemas.openxmlformats.org/officeDocument/2006/relationships" xmlns:m="http://schemas.openxmlformats.org/officeDocument/2006/math" xmlns:v="urn:schemas-microsoft-com:vml" xmlns:wp="http://schemas.openxmlformats.org/drawingml/2006/wordprocessingDrawing" xmlns:w10="urn:schemas-microsoft-com:office:word" xmlns:w="http://schemas.openxmlformats.org/wordprocessingml/2006/main" xmlns:wne="http://schemas.microsoft.com/office/word/2006/wordml">
   <w:body>
-    <w:p>
-      <w:pPr>
-        <w:tabs>
-          <w:tab w:val="center" w:pos="4513"/>
-          <w:tab w:val="right" w:pos="9026"/>
-        </w:tabs>
-        <w:rPr>
-          <w:b/>
-          <w:bCs/>
-          <w:sz w:val="36"/>
-          <w:szCs w:val="36"/>
-        </w:rPr>
-      </w:pPr>
-      <w:r>
-        <w:rPr>
-          <w:b/>
-          <w:bCs/>
-          <w:sz w:val="36"/>
-          <w:szCs w:val="36"/>
-        </w:rPr>
-        <w:tab/>
-      </w:r>
-      <w:r>
-        <w:rPr>
-          <w:b/>
-          <w:bCs/>
-          <w:sz w:val="36"/>
-          <w:szCs w:val="36"/>
-          <w:highlight w:val="yellow"/>
-        </w:rPr>
-        <w:t>/********This template is only for Review-</w:t>
-      </w:r>
-      <w:r>
-        <w:rPr>
-          <w:b/>
-          <w:bCs/>
-          <w:sz w:val="36"/>
-          <w:szCs w:val="36"/>
-          <w:highlight w:val="yellow"/>
-        </w:rPr>
-        <w:t>1</w:t>
-      </w:r>
-      <w:r>
-        <w:rPr>
-          <w:b/>
-          <w:bCs/>
-          <w:sz w:val="36"/>
-          <w:szCs w:val="36"/>
-          <w:highlight w:val="yellow"/>
-        </w:rPr>
-        <w:t>*********/</w:t>
-      </w:r>
-    </w:p>
     <w:p>
       <w:pPr>
         <w:tabs>
@@ -69,7 +16,6 @@
           <w:szCs w:val="28"/>
         </w:rPr>
       </w:pPr>
-      <w:proofErr w:type="spellStart"/>
       <w:r>
         <w:rPr>
           <w:rFonts w:eastAsia="Times New Roman"/>
@@ -82,7 +28,6 @@
         </w:rPr>
         <w:t>M.Tech</w:t>
       </w:r>
-      <w:proofErr w:type="spellEnd"/>
       <w:r>
         <w:rPr>
           <w:rFonts w:eastAsia="Times New Roman"/>
@@ -93,15 +38,7 @@
           <w:szCs w:val="36"/>
           <w:lang w:eastAsia="en-IN"/>
         </w:rPr>
-        <w:t>. (Integrated) Computer Science and Engineering</w:t>
-      </w:r>
-      <w:r>
-        <w:rPr>
-          <w:rFonts w:eastAsia="Times New Roman"/>
-          <w:color w:val="000000"/>
-          <w:lang w:eastAsia="en-IN"/>
-        </w:rPr>
-        <w:t xml:space="preserve"> </w:t>
+        <w:t xml:space="preserve"> (Integrated) Computer Science and Engineering</w:t>
       </w:r>
       <w:r>
         <w:rPr>
@@ -110,7 +47,7 @@
           <w:sz w:val="36"/>
           <w:szCs w:val="36"/>
         </w:rPr>
-        <w:t>CSI4901</w:t>
+        <w:t xml:space="preserve">CSI4901–Capstone </w:t>
       </w:r>
       <w:r>
         <w:rPr>
@@ -119,42 +56,6 @@
           <w:sz w:val="36"/>
           <w:szCs w:val="36"/>
         </w:rPr>
-        <w:t xml:space="preserve"> </w:t>
-      </w:r>
-      <w:r>
-        <w:rPr>
-          <w:b/>
-          <w:bCs/>
-          <w:sz w:val="36"/>
-          <w:szCs w:val="36"/>
-        </w:rPr>
-        <w:t>–</w:t>
-      </w:r>
-      <w:r>
-        <w:rPr>
-          <w:b/>
-          <w:bCs/>
-          <w:sz w:val="36"/>
-          <w:szCs w:val="36"/>
-        </w:rPr>
-        <w:t xml:space="preserve"> </w:t>
-      </w:r>
-      <w:r>
-        <w:rPr>
-          <w:b/>
-          <w:bCs/>
-          <w:sz w:val="36"/>
-          <w:szCs w:val="36"/>
-        </w:rPr>
-        <w:t xml:space="preserve">Capstone </w:t>
-      </w:r>
-      <w:r>
-        <w:rPr>
-          <w:b/>
-          <w:bCs/>
-          <w:sz w:val="36"/>
-          <w:szCs w:val="36"/>
-        </w:rPr>
         <w:t>Project</w:t>
       </w:r>
     </w:p>
@@ -182,6 +83,7 @@
     </w:p>
     <w:p>
       <w:pPr>
+        <w:spacing w:line="276" w:lineRule="auto"/>
         <w:jc w:val="center"/>
         <w:rPr>
           <w:b/>
@@ -197,63 +99,7 @@
           <w:szCs w:val="32"/>
           <w:lang w:val="pt-BR"/>
         </w:rPr>
-        <w:t>&lt;Title of Project&gt;</w:t>
-      </w:r>
-    </w:p>
-    <w:p>
-      <w:pPr>
-        <w:jc w:val="center"/>
-        <w:rPr>
-          <w:b/>
-          <w:sz w:val="32"/>
-          <w:szCs w:val="32"/>
-          <w:lang w:val="pt-BR"/>
-        </w:rPr>
-      </w:pPr>
-      <w:r>
-        <w:rPr>
-          <w:b/>
-          <w:sz w:val="26"/>
-          <w:szCs w:val="26"/>
-          <w:highlight w:val="yellow"/>
-        </w:rPr>
-        <w:t>(</w:t>
-      </w:r>
-      <w:r>
-        <w:rPr>
-          <w:b/>
-          <w:sz w:val="26"/>
-          <w:szCs w:val="26"/>
-          <w:highlight w:val="yellow"/>
-        </w:rPr>
-        <w:t xml:space="preserve">Times New Roman 16, </w:t>
-      </w:r>
-      <w:r>
-        <w:rPr>
-          <w:b/>
-          <w:sz w:val="26"/>
-          <w:szCs w:val="26"/>
-          <w:highlight w:val="yellow"/>
-        </w:rPr>
-        <w:t xml:space="preserve">Bold, </w:t>
-      </w:r>
-      <w:r>
-        <w:rPr>
-          <w:b/>
-          <w:sz w:val="26"/>
-          <w:szCs w:val="26"/>
-          <w:highlight w:val="yellow"/>
-        </w:rPr>
-        <w:t>Upper Case, Line spacing 1.5</w:t>
-      </w:r>
-      <w:r>
-        <w:rPr>
-          <w:b/>
-          <w:sz w:val="26"/>
-          <w:szCs w:val="26"/>
-          <w:highlight w:val="yellow"/>
-        </w:rPr>
-        <w:t>)</w:t>
+        <w:t>HOSPITAL MANAGEMENT SYSTEM USING MERN STACK</w:t>
       </w:r>
     </w:p>
     <w:p>
@@ -285,7 +131,7 @@
           <w:insideH w:val="none" w:sz="0" w:space="0" w:color="auto"/>
           <w:insideV w:val="none" w:sz="0" w:space="0" w:color="auto"/>
         </w:tblBorders>
-        <w:tblLook w:val="04A0" w:firstRow="1" w:lastRow="0" w:firstColumn="1" w:lastColumn="0" w:noHBand="0" w:noVBand="1"/>
+        <w:tblLook w:val="04A0"/>
       </w:tblPr>
       <w:tblGrid>
         <w:gridCol w:w="1701"/>
@@ -303,6 +149,7 @@
           <w:p>
             <w:pPr>
               <w:spacing w:line="360" w:lineRule="auto"/>
+              <w:jc w:val="center"/>
               <w:rPr>
                 <w:b/>
                 <w:sz w:val="26"/>
@@ -315,7 +162,7 @@
                 <w:sz w:val="26"/>
                 <w:szCs w:val="26"/>
               </w:rPr>
-              <w:t>Reg. No. 1</w:t>
+              <w:t>20MIC0007</w:t>
             </w:r>
           </w:p>
         </w:tc>
@@ -326,6 +173,7 @@
           <w:p>
             <w:pPr>
               <w:spacing w:line="360" w:lineRule="auto"/>
+              <w:jc w:val="center"/>
               <w:rPr>
                 <w:b/>
                 <w:sz w:val="26"/>
@@ -338,23 +186,7 @@
                 <w:sz w:val="26"/>
                 <w:szCs w:val="26"/>
               </w:rPr>
-              <w:t>Student Name 1 &lt;Upper case</w:t>
-            </w:r>
-            <w:r>
-              <w:rPr>
-                <w:b/>
-                <w:sz w:val="26"/>
-                <w:szCs w:val="26"/>
-              </w:rPr>
-              <w:t>, Bold</w:t>
-            </w:r>
-            <w:r>
-              <w:rPr>
-                <w:b/>
-                <w:sz w:val="26"/>
-                <w:szCs w:val="26"/>
-              </w:rPr>
-              <w:t>&gt;</w:t>
+              <w:t>B SAHITHYA</w:t>
             </w:r>
           </w:p>
         </w:tc>
@@ -363,86 +195,12 @@
     <w:p>
       <w:pPr>
         <w:jc w:val="center"/>
-        <w:rPr>
-          <w:b/>
-          <w:sz w:val="26"/>
-          <w:szCs w:val="26"/>
-          <w:highlight w:val="yellow"/>
-        </w:rPr>
-      </w:pPr>
-      <w:r>
-        <w:rPr>
-          <w:b/>
-          <w:sz w:val="26"/>
-          <w:szCs w:val="26"/>
-          <w:highlight w:val="yellow"/>
-        </w:rPr>
-        <w:t>(</w:t>
-      </w:r>
-      <w:r>
-        <w:rPr>
-          <w:b/>
-          <w:sz w:val="26"/>
-          <w:szCs w:val="26"/>
-          <w:highlight w:val="yellow"/>
-        </w:rPr>
-        <w:t>Times New Roman 13, Bold, Upper Case, Line spacing 1.5</w:t>
-      </w:r>
-      <w:r>
-        <w:rPr>
-          <w:b/>
-          <w:sz w:val="26"/>
-          <w:szCs w:val="26"/>
-          <w:highlight w:val="yellow"/>
-        </w:rPr>
-        <w:t>)</w:t>
-      </w:r>
-    </w:p>
-    <w:p>
-      <w:pPr>
-        <w:jc w:val="center"/>
-        <w:rPr>
-          <w:b/>
-          <w:sz w:val="26"/>
-          <w:szCs w:val="26"/>
-        </w:rPr>
-      </w:pPr>
-      <w:r>
-        <w:rPr>
-          <w:b/>
-          <w:sz w:val="26"/>
-          <w:szCs w:val="26"/>
-          <w:highlight w:val="yellow"/>
-        </w:rPr>
-        <w:t xml:space="preserve">(mention </w:t>
-      </w:r>
-      <w:r>
-        <w:rPr>
-          <w:b/>
-          <w:sz w:val="26"/>
-          <w:szCs w:val="26"/>
-          <w:highlight w:val="yellow"/>
-        </w:rPr>
-        <w:t xml:space="preserve">the particulars </w:t>
-      </w:r>
-      <w:r>
-        <w:rPr>
-          <w:b/>
-          <w:sz w:val="26"/>
-          <w:szCs w:val="26"/>
-          <w:highlight w:val="yellow"/>
-        </w:rPr>
-        <w:t>sorted on Register number)</w:t>
-      </w:r>
-    </w:p>
-    <w:p>
-      <w:pPr>
-        <w:jc w:val="center"/>
       </w:pPr>
     </w:p>
     <w:p/>
     <w:p>
       <w:pPr>
+        <w:spacing w:line="360" w:lineRule="auto"/>
         <w:jc w:val="center"/>
         <w:rPr>
           <w:sz w:val="28"/>
@@ -459,6 +217,7 @@
     </w:p>
     <w:p>
       <w:pPr>
+        <w:spacing w:line="360" w:lineRule="auto"/>
         <w:jc w:val="center"/>
       </w:pPr>
     </w:p>
@@ -475,7 +234,7 @@
           <w:insideH w:val="none" w:sz="0" w:space="0" w:color="auto"/>
           <w:insideV w:val="none" w:sz="0" w:space="0" w:color="auto"/>
         </w:tblBorders>
-        <w:tblLook w:val="04A0" w:firstRow="1" w:lastRow="0" w:firstColumn="1" w:lastColumn="0" w:noHBand="0" w:noVBand="1"/>
+        <w:tblLook w:val="04A0"/>
       </w:tblPr>
       <w:tblGrid>
         <w:gridCol w:w="6237"/>
@@ -493,23 +252,18 @@
               <w:spacing w:line="360" w:lineRule="auto"/>
               <w:jc w:val="center"/>
               <w:rPr>
+                <w:b/>
                 <w:sz w:val="26"/>
                 <w:szCs w:val="26"/>
               </w:rPr>
             </w:pPr>
             <w:r>
               <w:rPr>
+                <w:b/>
                 <w:sz w:val="26"/>
                 <w:szCs w:val="26"/>
               </w:rPr>
-              <w:t>Project Guide Name</w:t>
-            </w:r>
-            <w:r>
-              <w:rPr>
-                <w:sz w:val="26"/>
-                <w:szCs w:val="26"/>
-              </w:rPr>
-              <w:t xml:space="preserve"> &lt;Bold&gt;</w:t>
+              <w:t>Dr. Manoov R</w:t>
             </w:r>
           </w:p>
         </w:tc>
@@ -572,28 +326,16 @@
     </w:tbl>
     <w:p>
       <w:pPr>
-        <w:jc w:val="center"/>
-      </w:pPr>
-      <w:r>
-        <w:rPr>
-          <w:b/>
-          <w:sz w:val="26"/>
-          <w:szCs w:val="26"/>
-          <w:highlight w:val="yellow"/>
-        </w:rPr>
-        <w:t>(Line spacing 1.5</w:t>
-      </w:r>
-      <w:r>
-        <w:rPr>
-          <w:b/>
-          <w:sz w:val="26"/>
-          <w:szCs w:val="26"/>
-          <w:highlight w:val="yellow"/>
-        </w:rPr>
-        <w:t>)</w:t>
-      </w:r>
+        <w:spacing w:line="360" w:lineRule="auto"/>
+      </w:pPr>
     </w:p>
-    <w:p/>
+    <w:p>
+      <w:pPr>
+        <w:tabs>
+          <w:tab w:val="left" w:pos="7470"/>
+        </w:tabs>
+      </w:pPr>
+    </w:p>
     <w:p>
       <w:pPr>
         <w:tabs>
@@ -618,7 +360,6 @@
           <w:lang w:eastAsia="en-IN"/>
         </w:rPr>
       </w:pPr>
-      <w:proofErr w:type="spellStart"/>
       <w:r>
         <w:rPr>
           <w:rFonts w:eastAsia="Times New Roman"/>
@@ -629,20 +370,7 @@
           <w:szCs w:val="28"/>
           <w:lang w:eastAsia="en-IN"/>
         </w:rPr>
-        <w:t>M.Tech</w:t>
-      </w:r>
-      <w:proofErr w:type="spellEnd"/>
-      <w:r>
-        <w:rPr>
-          <w:rFonts w:eastAsia="Times New Roman"/>
-          <w:b/>
-          <w:bCs/>
-          <w:color w:val="000000"/>
-          <w:sz w:val="28"/>
-          <w:szCs w:val="28"/>
-          <w:lang w:eastAsia="en-IN"/>
-        </w:rPr>
-        <w:t>. (Integrated) Computer Science and Engineering</w:t>
+        <w:t>M.Tech. (Integrated) Computer Science and Engineering</w:t>
       </w:r>
     </w:p>
     <w:p>
@@ -710,10 +438,10 @@
       <w:r>
         <w:rPr>
           <w:noProof/>
-          <w:lang w:val="en-IN" w:eastAsia="en-IN"/>
+          <w:lang w:eastAsia="en-US"/>
         </w:rPr>
         <w:drawing>
-          <wp:anchor distT="0" distB="0" distL="0" distR="0" simplePos="0" relativeHeight="251659264" behindDoc="0" locked="0" layoutInCell="1" allowOverlap="1" wp14:anchorId="1550AD54" wp14:editId="531627B6">
+          <wp:anchor distT="0" distB="0" distL="0" distR="0" simplePos="0" relativeHeight="251659264" behindDoc="0" locked="0" layoutInCell="1" allowOverlap="1">
             <wp:simplePos x="0" y="0"/>
             <wp:positionH relativeFrom="margin">
               <wp:align>center</wp:align>
@@ -889,9 +617,6 @@
         <w:spacing w:before="113" w:line="333" w:lineRule="auto"/>
         <w:ind w:right="-46"/>
         <w:jc w:val="center"/>
-        <w:rPr>
-          <w:spacing w:val="-57"/>
-        </w:rPr>
       </w:pPr>
       <w:r>
         <w:t xml:space="preserve">One page and not exceeding </w:t>
@@ -902,37 +627,36 @@
       <w:r>
         <w:t>00 words</w:t>
       </w:r>
-      <w:r>
-        <w:rPr>
-          <w:spacing w:val="-57"/>
-        </w:rPr>
-        <w:t xml:space="preserve"> </w:t>
-      </w:r>
     </w:p>
     <w:p>
       <w:pPr>
         <w:pStyle w:val="BodyText"/>
         <w:spacing w:before="113" w:line="333" w:lineRule="auto"/>
         <w:ind w:right="-46"/>
-        <w:jc w:val="center"/>
-        <w:rPr>
-          <w:spacing w:val="-57"/>
-        </w:rPr>
       </w:pPr>
     </w:p>
     <w:p>
       <w:pPr>
-        <w:spacing w:after="160" w:line="259" w:lineRule="auto"/>
-        <w:rPr>
-          <w:rFonts w:eastAsia="Times New Roman"/>
+        <w:pStyle w:val="BodyText"/>
+        <w:spacing w:before="113" w:line="276" w:lineRule="auto"/>
+        <w:ind w:right="-46"/>
+        <w:rPr>
+          <w:spacing w:val="-57"/>
+        </w:rPr>
+      </w:pPr>
+      <w:r>
+        <w:t>One page and not exceeding 500 words</w:t>
+      </w:r>
+      <w:r>
+        <w:rPr>
           <w:b/>
           <w:bCs/>
           <w:sz w:val="32"/>
           <w:szCs w:val="28"/>
           <w:highlight w:val="green"/>
-          <w:lang w:eastAsia="en-US"/>
-        </w:rPr>
-      </w:pPr>
+        </w:rPr>
+        <w:t xml:space="preserve"> </w:t>
+      </w:r>
       <w:r>
         <w:rPr>
           <w:b/>
@@ -1028,7 +752,7 @@
         <w:tblpPr w:leftFromText="180" w:rightFromText="180" w:vertAnchor="text" w:tblpY="1"/>
         <w:tblOverlap w:val="never"/>
         <w:tblW w:w="0" w:type="auto"/>
-        <w:tblLook w:val="04A0" w:firstRow="1" w:lastRow="0" w:firstColumn="1" w:lastColumn="0" w:noHBand="0" w:noVBand="1"/>
+        <w:tblLook w:val="04A0"/>
       </w:tblPr>
       <w:tblGrid>
         <w:gridCol w:w="1271"/>
@@ -1048,16 +772,12 @@
                 <w:b/>
               </w:rPr>
             </w:pPr>
-            <w:proofErr w:type="spellStart"/>
-            <w:proofErr w:type="gramStart"/>
             <w:r>
               <w:rPr>
                 <w:b/>
               </w:rPr>
               <w:t>Sl.No</w:t>
             </w:r>
-            <w:proofErr w:type="spellEnd"/>
-            <w:proofErr w:type="gramEnd"/>
           </w:p>
         </w:tc>
         <w:tc>
@@ -1168,14 +888,12 @@
                 <w:b/>
               </w:rPr>
             </w:pPr>
-            <w:proofErr w:type="spellStart"/>
             <w:r>
               <w:rPr>
                 <w:b/>
               </w:rPr>
               <w:t>i</w:t>
             </w:r>
-            <w:proofErr w:type="spellEnd"/>
           </w:p>
         </w:tc>
       </w:tr>
@@ -1567,9 +1285,6 @@
             </w:pPr>
             <w:r>
               <w:t>2.2</w:t>
-            </w:r>
-            <w:r>
-              <w:t xml:space="preserve"> </w:t>
             </w:r>
             <w:r>
               <w:t>Gaps Identified</w:t>
@@ -2086,15 +1801,15 @@
 </file>
 
 <file path=word/endnotes.xml><?xml version="1.0" encoding="utf-8"?>
-<w:endnotes xmlns:wpc="http://schemas.microsoft.com/office/word/2010/wordprocessingCanvas" xmlns:cx="http://schemas.microsoft.com/office/drawing/2014/chartex" xmlns:cx1="http://schemas.microsoft.com/office/drawing/2015/9/8/chartex" xmlns:cx2="http://schemas.microsoft.com/office/drawing/2015/10/21/chartex" xmlns:cx3="http://schemas.microsoft.com/office/drawing/2016/5/9/chartex" xmlns:cx4="http://schemas.microsoft.com/office/drawing/2016/5/10/chartex" xmlns:cx5="http://schemas.microsoft.com/office/drawing/2016/5/11/chartex" xmlns:cx6="http://schemas.microsoft.com/office/drawing/2016/5/12/chartex" xmlns:cx7="http://schemas.microsoft.com/office/drawing/2016/5/13/chartex" xmlns:cx8="http://schemas.microsoft.com/office/drawing/2016/5/14/chartex" xmlns:mc="http://schemas.openxmlformats.org/markup-compatibility/2006" xmlns:aink="http://schemas.microsoft.com/office/drawing/2016/ink" xmlns:am3d="http://schemas.microsoft.com/office/drawing/2017/model3d" xmlns:o="urn:schemas-microsoft-com:office:office" xmlns:oel="http://schemas.microsoft.com/office/2019/extlst" xmlns:r="http://schemas.openxmlformats.org/officeDocument/2006/relationships" xmlns:m="http://schemas.openxmlformats.org/officeDocument/2006/math" xmlns:v="urn:schemas-microsoft-com:vml" xmlns:wp14="http://schemas.microsoft.com/office/word/2010/wordprocessingDrawing" xmlns:wp="http://schemas.openxmlformats.org/drawingml/2006/wordprocessingDrawing" xmlns:w10="urn:schemas-microsoft-com:office:word" xmlns:w="http://schemas.openxmlformats.org/wordprocessingml/2006/main" xmlns:w14="http://schemas.microsoft.com/office/word/2010/wordml" xmlns:w15="http://schemas.microsoft.com/office/word/2012/wordml" xmlns:w16cex="http://schemas.microsoft.com/office/word/2018/wordml/cex" xmlns:w16cid="http://schemas.microsoft.com/office/word/2016/wordml/cid" xmlns:w16="http://schemas.microsoft.com/office/word/2018/wordml" xmlns:w16du="http://schemas.microsoft.com/office/word/2023/wordml/word16du" xmlns:w16sdtdh="http://schemas.microsoft.com/office/word/2020/wordml/sdtdatahash" xmlns:w16se="http://schemas.microsoft.com/office/word/2015/wordml/symex" xmlns:wpg="http://schemas.microsoft.com/office/word/2010/wordprocessingGroup" xmlns:wpi="http://schemas.microsoft.com/office/word/2010/wordprocessingInk" xmlns:wne="http://schemas.microsoft.com/office/word/2006/wordml" xmlns:wps="http://schemas.microsoft.com/office/word/2010/wordprocessingShape" mc:Ignorable="w14 w15 w16se w16cid w16 w16cex w16sdtdh w16du wp14">
-  <w:endnote w:type="separator" w:id="-1">
+<w:endnotes xmlns:ve="http://schemas.openxmlformats.org/markup-compatibility/2006" xmlns:o="urn:schemas-microsoft-com:office:office" xmlns:r="http://schemas.openxmlformats.org/officeDocument/2006/relationships" xmlns:m="http://schemas.openxmlformats.org/officeDocument/2006/math" xmlns:v="urn:schemas-microsoft-com:vml" xmlns:wp="http://schemas.openxmlformats.org/drawingml/2006/wordprocessingDrawing" xmlns:w10="urn:schemas-microsoft-com:office:word" xmlns:w="http://schemas.openxmlformats.org/wordprocessingml/2006/main" xmlns:wne="http://schemas.microsoft.com/office/word/2006/wordml">
+  <w:endnote w:type="separator" w:id="0">
     <w:p>
       <w:r>
         <w:separator/>
       </w:r>
     </w:p>
   </w:endnote>
-  <w:endnote w:type="continuationSeparator" w:id="0">
+  <w:endnote w:type="continuationSeparator" w:id="1">
     <w:p>
       <w:r>
         <w:continuationSeparator/>
@@ -2105,7 +1820,7 @@
 </file>
 
 <file path=word/footer1.xml><?xml version="1.0" encoding="utf-8"?>
-<w:ftr xmlns:wpc="http://schemas.microsoft.com/office/word/2010/wordprocessingCanvas" xmlns:cx="http://schemas.microsoft.com/office/drawing/2014/chartex" xmlns:cx1="http://schemas.microsoft.com/office/drawing/2015/9/8/chartex" xmlns:cx2="http://schemas.microsoft.com/office/drawing/2015/10/21/chartex" xmlns:cx3="http://schemas.microsoft.com/office/drawing/2016/5/9/chartex" xmlns:cx4="http://schemas.microsoft.com/office/drawing/2016/5/10/chartex" xmlns:cx5="http://schemas.microsoft.com/office/drawing/2016/5/11/chartex" xmlns:cx6="http://schemas.microsoft.com/office/drawing/2016/5/12/chartex" xmlns:cx7="http://schemas.microsoft.com/office/drawing/2016/5/13/chartex" xmlns:cx8="http://schemas.microsoft.com/office/drawing/2016/5/14/chartex" xmlns:mc="http://schemas.openxmlformats.org/markup-compatibility/2006" xmlns:aink="http://schemas.microsoft.com/office/drawing/2016/ink" xmlns:am3d="http://schemas.microsoft.com/office/drawing/2017/model3d" xmlns:o="urn:schemas-microsoft-com:office:office" xmlns:oel="http://schemas.microsoft.com/office/2019/extlst" xmlns:r="http://schemas.openxmlformats.org/officeDocument/2006/relationships" xmlns:m="http://schemas.openxmlformats.org/officeDocument/2006/math" xmlns:v="urn:schemas-microsoft-com:vml" xmlns:wp14="http://schemas.microsoft.com/office/word/2010/wordprocessingDrawing" xmlns:wp="http://schemas.openxmlformats.org/drawingml/2006/wordprocessingDrawing" xmlns:w10="urn:schemas-microsoft-com:office:word" xmlns:w="http://schemas.openxmlformats.org/wordprocessingml/2006/main" xmlns:w14="http://schemas.microsoft.com/office/word/2010/wordml" xmlns:w15="http://schemas.microsoft.com/office/word/2012/wordml" xmlns:w16cex="http://schemas.microsoft.com/office/word/2018/wordml/cex" xmlns:w16cid="http://schemas.microsoft.com/office/word/2016/wordml/cid" xmlns:w16="http://schemas.microsoft.com/office/word/2018/wordml" xmlns:w16du="http://schemas.microsoft.com/office/word/2023/wordml/word16du" xmlns:w16sdtdh="http://schemas.microsoft.com/office/word/2020/wordml/sdtdatahash" xmlns:w16se="http://schemas.microsoft.com/office/word/2015/wordml/symex" xmlns:wpg="http://schemas.microsoft.com/office/word/2010/wordprocessingGroup" xmlns:wpi="http://schemas.microsoft.com/office/word/2010/wordprocessingInk" xmlns:wne="http://schemas.microsoft.com/office/word/2006/wordml" xmlns:wps="http://schemas.microsoft.com/office/word/2010/wordprocessingShape" mc:Ignorable="w14 w15 w16se w16cid w16 w16cex w16sdtdh w16du wp14">
+<w:ftr xmlns:ve="http://schemas.openxmlformats.org/markup-compatibility/2006" xmlns:o="urn:schemas-microsoft-com:office:office" xmlns:r="http://schemas.openxmlformats.org/officeDocument/2006/relationships" xmlns:m="http://schemas.openxmlformats.org/officeDocument/2006/math" xmlns:v="urn:schemas-microsoft-com:vml" xmlns:wp="http://schemas.openxmlformats.org/drawingml/2006/wordprocessingDrawing" xmlns:w10="urn:schemas-microsoft-com:office:word" xmlns:w="http://schemas.openxmlformats.org/wordprocessingml/2006/main" xmlns:wne="http://schemas.microsoft.com/office/word/2006/wordml">
   <w:sdt>
     <w:sdtPr>
       <w:id w:val="1713390308"/>
@@ -2138,7 +1853,7 @@
           <w:rPr>
             <w:noProof/>
           </w:rPr>
-          <w:t>3</w:t>
+          <w:t>1</w:t>
         </w:r>
         <w:r>
           <w:rPr>
@@ -2158,15 +1873,15 @@
 </file>
 
 <file path=word/footnotes.xml><?xml version="1.0" encoding="utf-8"?>
-<w:footnotes xmlns:wpc="http://schemas.microsoft.com/office/word/2010/wordprocessingCanvas" xmlns:cx="http://schemas.microsoft.com/office/drawing/2014/chartex" xmlns:cx1="http://schemas.microsoft.com/office/drawing/2015/9/8/chartex" xmlns:cx2="http://schemas.microsoft.com/office/drawing/2015/10/21/chartex" xmlns:cx3="http://schemas.microsoft.com/office/drawing/2016/5/9/chartex" xmlns:cx4="http://schemas.microsoft.com/office/drawing/2016/5/10/chartex" xmlns:cx5="http://schemas.microsoft.com/office/drawing/2016/5/11/chartex" xmlns:cx6="http://schemas.microsoft.com/office/drawing/2016/5/12/chartex" xmlns:cx7="http://schemas.microsoft.com/office/drawing/2016/5/13/chartex" xmlns:cx8="http://schemas.microsoft.com/office/drawing/2016/5/14/chartex" xmlns:mc="http://schemas.openxmlformats.org/markup-compatibility/2006" xmlns:aink="http://schemas.microsoft.com/office/drawing/2016/ink" xmlns:am3d="http://schemas.microsoft.com/office/drawing/2017/model3d" xmlns:o="urn:schemas-microsoft-com:office:office" xmlns:oel="http://schemas.microsoft.com/office/2019/extlst" xmlns:r="http://schemas.openxmlformats.org/officeDocument/2006/relationships" xmlns:m="http://schemas.openxmlformats.org/officeDocument/2006/math" xmlns:v="urn:schemas-microsoft-com:vml" xmlns:wp14="http://schemas.microsoft.com/office/word/2010/wordprocessingDrawing" xmlns:wp="http://schemas.openxmlformats.org/drawingml/2006/wordprocessingDrawing" xmlns:w10="urn:schemas-microsoft-com:office:word" xmlns:w="http://schemas.openxmlformats.org/wordprocessingml/2006/main" xmlns:w14="http://schemas.microsoft.com/office/word/2010/wordml" xmlns:w15="http://schemas.microsoft.com/office/word/2012/wordml" xmlns:w16cex="http://schemas.microsoft.com/office/word/2018/wordml/cex" xmlns:w16cid="http://schemas.microsoft.com/office/word/2016/wordml/cid" xmlns:w16="http://schemas.microsoft.com/office/word/2018/wordml" xmlns:w16du="http://schemas.microsoft.com/office/word/2023/wordml/word16du" xmlns:w16sdtdh="http://schemas.microsoft.com/office/word/2020/wordml/sdtdatahash" xmlns:w16se="http://schemas.microsoft.com/office/word/2015/wordml/symex" xmlns:wpg="http://schemas.microsoft.com/office/word/2010/wordprocessingGroup" xmlns:wpi="http://schemas.microsoft.com/office/word/2010/wordprocessingInk" xmlns:wne="http://schemas.microsoft.com/office/word/2006/wordml" xmlns:wps="http://schemas.microsoft.com/office/word/2010/wordprocessingShape" mc:Ignorable="w14 w15 w16se w16cid w16 w16cex w16sdtdh w16du wp14">
-  <w:footnote w:type="separator" w:id="-1">
+<w:footnotes xmlns:ve="http://schemas.openxmlformats.org/markup-compatibility/2006" xmlns:o="urn:schemas-microsoft-com:office:office" xmlns:r="http://schemas.openxmlformats.org/officeDocument/2006/relationships" xmlns:m="http://schemas.openxmlformats.org/officeDocument/2006/math" xmlns:v="urn:schemas-microsoft-com:vml" xmlns:wp="http://schemas.openxmlformats.org/drawingml/2006/wordprocessingDrawing" xmlns:w10="urn:schemas-microsoft-com:office:word" xmlns:w="http://schemas.openxmlformats.org/wordprocessingml/2006/main" xmlns:wne="http://schemas.microsoft.com/office/word/2006/wordml">
+  <w:footnote w:type="separator" w:id="0">
     <w:p>
       <w:r>
         <w:separator/>
       </w:r>
     </w:p>
   </w:footnote>
-  <w:footnote w:type="continuationSeparator" w:id="0">
+  <w:footnote w:type="continuationSeparator" w:id="1">
     <w:p>
       <w:r>
         <w:continuationSeparator/>
@@ -2177,8 +1892,8 @@
 </file>
 
 <file path=word/numbering.xml><?xml version="1.0" encoding="utf-8"?>
-<w:numbering xmlns:wpc="http://schemas.microsoft.com/office/word/2010/wordprocessingCanvas" xmlns:cx="http://schemas.microsoft.com/office/drawing/2014/chartex" xmlns:cx1="http://schemas.microsoft.com/office/drawing/2015/9/8/chartex" xmlns:cx2="http://schemas.microsoft.com/office/drawing/2015/10/21/chartex" xmlns:cx3="http://schemas.microsoft.com/office/drawing/2016/5/9/chartex" xmlns:cx4="http://schemas.microsoft.com/office/drawing/2016/5/10/chartex" xmlns:cx5="http://schemas.microsoft.com/office/drawing/2016/5/11/chartex" xmlns:cx6="http://schemas.microsoft.com/office/drawing/2016/5/12/chartex" xmlns:cx7="http://schemas.microsoft.com/office/drawing/2016/5/13/chartex" xmlns:cx8="http://schemas.microsoft.com/office/drawing/2016/5/14/chartex" xmlns:mc="http://schemas.openxmlformats.org/markup-compatibility/2006" xmlns:aink="http://schemas.microsoft.com/office/drawing/2016/ink" xmlns:am3d="http://schemas.microsoft.com/office/drawing/2017/model3d" xmlns:o="urn:schemas-microsoft-com:office:office" xmlns:oel="http://schemas.microsoft.com/office/2019/extlst" xmlns:r="http://schemas.openxmlformats.org/officeDocument/2006/relationships" xmlns:m="http://schemas.openxmlformats.org/officeDocument/2006/math" xmlns:v="urn:schemas-microsoft-com:vml" xmlns:wp14="http://schemas.microsoft.com/office/word/2010/wordprocessingDrawing" xmlns:wp="http://schemas.openxmlformats.org/drawingml/2006/wordprocessingDrawing" xmlns:w10="urn:schemas-microsoft-com:office:word" xmlns:w="http://schemas.openxmlformats.org/wordprocessingml/2006/main" xmlns:w14="http://schemas.microsoft.com/office/word/2010/wordml" xmlns:w15="http://schemas.microsoft.com/office/word/2012/wordml" xmlns:w16cex="http://schemas.microsoft.com/office/word/2018/wordml/cex" xmlns:w16cid="http://schemas.microsoft.com/office/word/2016/wordml/cid" xmlns:w16="http://schemas.microsoft.com/office/word/2018/wordml" xmlns:w16du="http://schemas.microsoft.com/office/word/2023/wordml/word16du" xmlns:w16sdtdh="http://schemas.microsoft.com/office/word/2020/wordml/sdtdatahash" xmlns:w16se="http://schemas.microsoft.com/office/word/2015/wordml/symex" xmlns:wpg="http://schemas.microsoft.com/office/word/2010/wordprocessingGroup" xmlns:wpi="http://schemas.microsoft.com/office/word/2010/wordprocessingInk" xmlns:wne="http://schemas.microsoft.com/office/word/2006/wordml" xmlns:wps="http://schemas.microsoft.com/office/word/2010/wordprocessingShape" mc:Ignorable="w14 w15 w16se w16cid w16 w16cex w16sdtdh w16du wp14">
-  <w:abstractNum w:abstractNumId="0" w15:restartNumberingAfterBreak="0">
+<w:numbering xmlns:ve="http://schemas.openxmlformats.org/markup-compatibility/2006" xmlns:o="urn:schemas-microsoft-com:office:office" xmlns:r="http://schemas.openxmlformats.org/officeDocument/2006/relationships" xmlns:m="http://schemas.openxmlformats.org/officeDocument/2006/math" xmlns:v="urn:schemas-microsoft-com:vml" xmlns:wp="http://schemas.openxmlformats.org/drawingml/2006/wordprocessingDrawing" xmlns:w10="urn:schemas-microsoft-com:office:word" xmlns:w="http://schemas.openxmlformats.org/wordprocessingml/2006/main" xmlns:wne="http://schemas.microsoft.com/office/word/2006/wordml">
+  <w:abstractNum w:abstractNumId="0">
     <w:nsid w:val="07C53614"/>
     <w:multiLevelType w:val="multilevel"/>
     <w:tmpl w:val="C798CA0C"/>
@@ -2291,7 +2006,7 @@
       </w:pPr>
     </w:lvl>
   </w:abstractNum>
-  <w:abstractNum w:abstractNumId="1" w15:restartNumberingAfterBreak="0">
+  <w:abstractNum w:abstractNumId="1">
     <w:nsid w:val="0E8A6B28"/>
     <w:multiLevelType w:val="multilevel"/>
     <w:tmpl w:val="5D2AA140"/>
@@ -2407,7 +2122,7 @@
       </w:pPr>
     </w:lvl>
   </w:abstractNum>
-  <w:abstractNum w:abstractNumId="2" w15:restartNumberingAfterBreak="0">
+  <w:abstractNum w:abstractNumId="2">
     <w:nsid w:val="27EF2AE4"/>
     <w:multiLevelType w:val="multilevel"/>
     <w:tmpl w:val="3D487330"/>
@@ -2520,7 +2235,7 @@
       </w:pPr>
     </w:lvl>
   </w:abstractNum>
-  <w:abstractNum w:abstractNumId="3" w15:restartNumberingAfterBreak="0">
+  <w:abstractNum w:abstractNumId="3">
     <w:nsid w:val="2F9C34D2"/>
     <w:multiLevelType w:val="multilevel"/>
     <w:tmpl w:val="5D2AA140"/>
@@ -2636,7 +2351,7 @@
       </w:pPr>
     </w:lvl>
   </w:abstractNum>
-  <w:abstractNum w:abstractNumId="4" w15:restartNumberingAfterBreak="0">
+  <w:abstractNum w:abstractNumId="4">
     <w:nsid w:val="31F537BC"/>
     <w:multiLevelType w:val="hybridMultilevel"/>
     <w:tmpl w:val="0E9CE1CE"/>
@@ -2725,7 +2440,7 @@
       </w:pPr>
     </w:lvl>
   </w:abstractNum>
-  <w:abstractNum w:abstractNumId="5" w15:restartNumberingAfterBreak="0">
+  <w:abstractNum w:abstractNumId="5">
     <w:nsid w:val="376F5288"/>
     <w:multiLevelType w:val="hybridMultilevel"/>
     <w:tmpl w:val="C658AEB0"/>
@@ -2838,7 +2553,7 @@
       </w:rPr>
     </w:lvl>
   </w:abstractNum>
-  <w:abstractNum w:abstractNumId="6" w15:restartNumberingAfterBreak="0">
+  <w:abstractNum w:abstractNumId="6">
     <w:nsid w:val="38376303"/>
     <w:multiLevelType w:val="hybridMultilevel"/>
     <w:tmpl w:val="7DD25CB6"/>
@@ -2951,7 +2666,7 @@
       </w:rPr>
     </w:lvl>
   </w:abstractNum>
-  <w:abstractNum w:abstractNumId="7" w15:restartNumberingAfterBreak="0">
+  <w:abstractNum w:abstractNumId="7">
     <w:nsid w:val="3A5C0A2E"/>
     <w:multiLevelType w:val="hybridMultilevel"/>
     <w:tmpl w:val="67328226"/>
@@ -3064,7 +2779,7 @@
       </w:rPr>
     </w:lvl>
   </w:abstractNum>
-  <w:abstractNum w:abstractNumId="8" w15:restartNumberingAfterBreak="0">
+  <w:abstractNum w:abstractNumId="8">
     <w:nsid w:val="3ADB349B"/>
     <w:multiLevelType w:val="hybridMultilevel"/>
     <w:tmpl w:val="57F262F8"/>
@@ -3153,7 +2868,7 @@
       </w:pPr>
     </w:lvl>
   </w:abstractNum>
-  <w:abstractNum w:abstractNumId="9" w15:restartNumberingAfterBreak="0">
+  <w:abstractNum w:abstractNumId="9">
     <w:nsid w:val="3DF05616"/>
     <w:multiLevelType w:val="hybridMultilevel"/>
     <w:tmpl w:val="0E9CE1CE"/>
@@ -3242,7 +2957,7 @@
       </w:pPr>
     </w:lvl>
   </w:abstractNum>
-  <w:abstractNum w:abstractNumId="10" w15:restartNumberingAfterBreak="0">
+  <w:abstractNum w:abstractNumId="10">
     <w:nsid w:val="46C535E3"/>
     <w:multiLevelType w:val="hybridMultilevel"/>
     <w:tmpl w:val="04F8F328"/>
@@ -3355,7 +3070,7 @@
       </w:rPr>
     </w:lvl>
   </w:abstractNum>
-  <w:abstractNum w:abstractNumId="11" w15:restartNumberingAfterBreak="0">
+  <w:abstractNum w:abstractNumId="11">
     <w:nsid w:val="4E21136B"/>
     <w:multiLevelType w:val="hybridMultilevel"/>
     <w:tmpl w:val="0E9CE1CE"/>
@@ -3444,7 +3159,7 @@
       </w:pPr>
     </w:lvl>
   </w:abstractNum>
-  <w:abstractNum w:abstractNumId="12" w15:restartNumberingAfterBreak="0">
+  <w:abstractNum w:abstractNumId="12">
     <w:nsid w:val="525603AC"/>
     <w:multiLevelType w:val="multilevel"/>
     <w:tmpl w:val="ED486948"/>
@@ -3560,7 +3275,7 @@
       </w:pPr>
     </w:lvl>
   </w:abstractNum>
-  <w:abstractNum w:abstractNumId="13" w15:restartNumberingAfterBreak="0">
+  <w:abstractNum w:abstractNumId="13">
     <w:nsid w:val="531E5F97"/>
     <w:multiLevelType w:val="multilevel"/>
     <w:tmpl w:val="5D2AA140"/>
@@ -3676,7 +3391,7 @@
       </w:pPr>
     </w:lvl>
   </w:abstractNum>
-  <w:abstractNum w:abstractNumId="14" w15:restartNumberingAfterBreak="0">
+  <w:abstractNum w:abstractNumId="14">
     <w:nsid w:val="56F53AB9"/>
     <w:multiLevelType w:val="multilevel"/>
     <w:tmpl w:val="5D2AA140"/>
@@ -3792,7 +3507,7 @@
       </w:pPr>
     </w:lvl>
   </w:abstractNum>
-  <w:abstractNum w:abstractNumId="15" w15:restartNumberingAfterBreak="0">
+  <w:abstractNum w:abstractNumId="15">
     <w:nsid w:val="612753DF"/>
     <w:multiLevelType w:val="hybridMultilevel"/>
     <w:tmpl w:val="95A2FD10"/>
@@ -3905,7 +3620,7 @@
       </w:rPr>
     </w:lvl>
   </w:abstractNum>
-  <w:abstractNum w:abstractNumId="16" w15:restartNumberingAfterBreak="0">
+  <w:abstractNum w:abstractNumId="16">
     <w:nsid w:val="633E05C7"/>
     <w:multiLevelType w:val="hybridMultilevel"/>
     <w:tmpl w:val="C742EC38"/>
@@ -3991,7 +3706,7 @@
       </w:pPr>
     </w:lvl>
   </w:abstractNum>
-  <w:abstractNum w:abstractNumId="17" w15:restartNumberingAfterBreak="0">
+  <w:abstractNum w:abstractNumId="17">
     <w:nsid w:val="69F80EC4"/>
     <w:multiLevelType w:val="multilevel"/>
     <w:tmpl w:val="5D2AA140"/>
@@ -4107,7 +3822,7 @@
       </w:pPr>
     </w:lvl>
   </w:abstractNum>
-  <w:abstractNum w:abstractNumId="18" w15:restartNumberingAfterBreak="0">
+  <w:abstractNum w:abstractNumId="18">
     <w:nsid w:val="74F40661"/>
     <w:multiLevelType w:val="multilevel"/>
     <w:tmpl w:val="ED486948"/>
@@ -4223,68 +3938,68 @@
       </w:pPr>
     </w:lvl>
   </w:abstractNum>
-  <w:num w:numId="1" w16cid:durableId="922103874">
+  <w:num w:numId="1">
     <w:abstractNumId w:val="6"/>
   </w:num>
-  <w:num w:numId="2" w16cid:durableId="1219055756">
+  <w:num w:numId="2">
     <w:abstractNumId w:val="9"/>
   </w:num>
-  <w:num w:numId="3" w16cid:durableId="514803550">
+  <w:num w:numId="3">
     <w:abstractNumId w:val="16"/>
   </w:num>
-  <w:num w:numId="4" w16cid:durableId="371812382">
+  <w:num w:numId="4">
     <w:abstractNumId w:val="11"/>
   </w:num>
-  <w:num w:numId="5" w16cid:durableId="1975480619">
+  <w:num w:numId="5">
     <w:abstractNumId w:val="10"/>
   </w:num>
-  <w:num w:numId="6" w16cid:durableId="929318479">
+  <w:num w:numId="6">
     <w:abstractNumId w:val="7"/>
   </w:num>
-  <w:num w:numId="7" w16cid:durableId="285966040">
+  <w:num w:numId="7">
     <w:abstractNumId w:val="15"/>
   </w:num>
-  <w:num w:numId="8" w16cid:durableId="765544488">
+  <w:num w:numId="8">
     <w:abstractNumId w:val="5"/>
   </w:num>
-  <w:num w:numId="9" w16cid:durableId="1856071591">
+  <w:num w:numId="9">
     <w:abstractNumId w:val="4"/>
   </w:num>
-  <w:num w:numId="10" w16cid:durableId="1075401101">
+  <w:num w:numId="10">
     <w:abstractNumId w:val="2"/>
   </w:num>
-  <w:num w:numId="11" w16cid:durableId="799231416">
+  <w:num w:numId="11">
     <w:abstractNumId w:val="12"/>
   </w:num>
-  <w:num w:numId="12" w16cid:durableId="1779904892">
+  <w:num w:numId="12">
     <w:abstractNumId w:val="0"/>
   </w:num>
-  <w:num w:numId="13" w16cid:durableId="332028458">
+  <w:num w:numId="13">
     <w:abstractNumId w:val="1"/>
   </w:num>
-  <w:num w:numId="14" w16cid:durableId="1891917048">
+  <w:num w:numId="14">
     <w:abstractNumId w:val="13"/>
   </w:num>
-  <w:num w:numId="15" w16cid:durableId="1999797462">
+  <w:num w:numId="15">
     <w:abstractNumId w:val="14"/>
   </w:num>
-  <w:num w:numId="16" w16cid:durableId="1577200160">
+  <w:num w:numId="16">
     <w:abstractNumId w:val="17"/>
   </w:num>
-  <w:num w:numId="17" w16cid:durableId="1441292983">
+  <w:num w:numId="17">
     <w:abstractNumId w:val="3"/>
   </w:num>
-  <w:num w:numId="18" w16cid:durableId="762384939">
+  <w:num w:numId="18">
     <w:abstractNumId w:val="18"/>
   </w:num>
-  <w:num w:numId="19" w16cid:durableId="330260474">
+  <w:num w:numId="19">
     <w:abstractNumId w:val="8"/>
   </w:num>
 </w:numbering>
 </file>
 
 <file path=word/styles.xml><?xml version="1.0" encoding="utf-8"?>
-<w:styles xmlns:mc="http://schemas.openxmlformats.org/markup-compatibility/2006" xmlns:r="http://schemas.openxmlformats.org/officeDocument/2006/relationships" xmlns:w="http://schemas.openxmlformats.org/wordprocessingml/2006/main" xmlns:w14="http://schemas.microsoft.com/office/word/2010/wordml" xmlns:w15="http://schemas.microsoft.com/office/word/2012/wordml" xmlns:w16cex="http://schemas.microsoft.com/office/word/2018/wordml/cex" xmlns:w16cid="http://schemas.microsoft.com/office/word/2016/wordml/cid" xmlns:w16="http://schemas.microsoft.com/office/word/2018/wordml" xmlns:w16du="http://schemas.microsoft.com/office/word/2023/wordml/word16du" xmlns:w16sdtdh="http://schemas.microsoft.com/office/word/2020/wordml/sdtdatahash" xmlns:w16se="http://schemas.microsoft.com/office/word/2015/wordml/symex" mc:Ignorable="w14 w15 w16se w16cid w16 w16cex w16sdtdh w16du">
+<w:styles xmlns:r="http://schemas.openxmlformats.org/officeDocument/2006/relationships" xmlns:w="http://schemas.openxmlformats.org/wordprocessingml/2006/main">
   <w:docDefaults>
     <w:rPrDefault>
       <w:rPr>
@@ -4300,383 +4015,145 @@
       </w:pPr>
     </w:pPrDefault>
   </w:docDefaults>
-  <w:latentStyles w:defLockedState="0" w:defUIPriority="99" w:defSemiHidden="0" w:defUnhideWhenUsed="0" w:defQFormat="0" w:count="376">
-    <w:lsdException w:name="Normal" w:uiPriority="0" w:qFormat="1"/>
-    <w:lsdException w:name="heading 1" w:uiPriority="9" w:qFormat="1"/>
-    <w:lsdException w:name="heading 2" w:semiHidden="1" w:uiPriority="9" w:unhideWhenUsed="1" w:qFormat="1"/>
-    <w:lsdException w:name="heading 3" w:semiHidden="1" w:uiPriority="9" w:unhideWhenUsed="1" w:qFormat="1"/>
-    <w:lsdException w:name="heading 4" w:semiHidden="1" w:uiPriority="9" w:unhideWhenUsed="1" w:qFormat="1"/>
-    <w:lsdException w:name="heading 5" w:semiHidden="1" w:uiPriority="9" w:unhideWhenUsed="1" w:qFormat="1"/>
-    <w:lsdException w:name="heading 6" w:semiHidden="1" w:uiPriority="9" w:unhideWhenUsed="1" w:qFormat="1"/>
-    <w:lsdException w:name="heading 7" w:semiHidden="1" w:uiPriority="9" w:unhideWhenUsed="1" w:qFormat="1"/>
-    <w:lsdException w:name="heading 8" w:semiHidden="1" w:uiPriority="9" w:unhideWhenUsed="1" w:qFormat="1"/>
-    <w:lsdException w:name="heading 9" w:semiHidden="1" w:uiPriority="9" w:unhideWhenUsed="1" w:qFormat="1"/>
-    <w:lsdException w:name="index 1" w:semiHidden="1" w:unhideWhenUsed="1"/>
-    <w:lsdException w:name="index 2" w:semiHidden="1" w:unhideWhenUsed="1"/>
-    <w:lsdException w:name="index 3" w:semiHidden="1" w:unhideWhenUsed="1"/>
-    <w:lsdException w:name="index 4" w:semiHidden="1" w:unhideWhenUsed="1"/>
-    <w:lsdException w:name="index 5" w:semiHidden="1" w:unhideWhenUsed="1"/>
-    <w:lsdException w:name="index 6" w:semiHidden="1" w:unhideWhenUsed="1"/>
-    <w:lsdException w:name="index 7" w:semiHidden="1" w:unhideWhenUsed="1"/>
-    <w:lsdException w:name="index 8" w:semiHidden="1" w:unhideWhenUsed="1"/>
-    <w:lsdException w:name="index 9" w:semiHidden="1" w:unhideWhenUsed="1"/>
-    <w:lsdException w:name="toc 1" w:semiHidden="1" w:uiPriority="39" w:unhideWhenUsed="1"/>
-    <w:lsdException w:name="toc 2" w:semiHidden="1" w:uiPriority="39" w:unhideWhenUsed="1"/>
-    <w:lsdException w:name="toc 3" w:semiHidden="1" w:uiPriority="39" w:unhideWhenUsed="1"/>
-    <w:lsdException w:name="toc 4" w:semiHidden="1" w:uiPriority="39" w:unhideWhenUsed="1"/>
-    <w:lsdException w:name="toc 5" w:semiHidden="1" w:uiPriority="39" w:unhideWhenUsed="1"/>
-    <w:lsdException w:name="toc 6" w:semiHidden="1" w:uiPriority="39" w:unhideWhenUsed="1"/>
-    <w:lsdException w:name="toc 7" w:semiHidden="1" w:uiPriority="39" w:unhideWhenUsed="1"/>
-    <w:lsdException w:name="toc 8" w:semiHidden="1" w:uiPriority="39" w:unhideWhenUsed="1"/>
-    <w:lsdException w:name="toc 9" w:semiHidden="1" w:uiPriority="39" w:unhideWhenUsed="1"/>
-    <w:lsdException w:name="Normal Indent" w:semiHidden="1" w:unhideWhenUsed="1"/>
-    <w:lsdException w:name="footnote text" w:semiHidden="1" w:unhideWhenUsed="1"/>
-    <w:lsdException w:name="annotation text" w:semiHidden="1" w:unhideWhenUsed="1"/>
-    <w:lsdException w:name="header" w:semiHidden="1" w:unhideWhenUsed="1"/>
-    <w:lsdException w:name="footer" w:semiHidden="1" w:unhideWhenUsed="1"/>
-    <w:lsdException w:name="index heading" w:semiHidden="1" w:unhideWhenUsed="1"/>
-    <w:lsdException w:name="caption" w:semiHidden="1" w:uiPriority="35" w:unhideWhenUsed="1" w:qFormat="1"/>
-    <w:lsdException w:name="table of figures" w:semiHidden="1" w:unhideWhenUsed="1"/>
-    <w:lsdException w:name="envelope address" w:semiHidden="1" w:unhideWhenUsed="1"/>
-    <w:lsdException w:name="envelope return" w:semiHidden="1" w:unhideWhenUsed="1"/>
-    <w:lsdException w:name="footnote reference" w:semiHidden="1" w:unhideWhenUsed="1"/>
-    <w:lsdException w:name="annotation reference" w:semiHidden="1" w:unhideWhenUsed="1"/>
-    <w:lsdException w:name="line number" w:semiHidden="1" w:unhideWhenUsed="1"/>
-    <w:lsdException w:name="page number" w:semiHidden="1" w:unhideWhenUsed="1"/>
-    <w:lsdException w:name="endnote reference" w:semiHidden="1" w:unhideWhenUsed="1"/>
-    <w:lsdException w:name="endnote text" w:semiHidden="1" w:unhideWhenUsed="1"/>
-    <w:lsdException w:name="table of authorities" w:semiHidden="1" w:unhideWhenUsed="1"/>
-    <w:lsdException w:name="macro" w:semiHidden="1" w:unhideWhenUsed="1"/>
-    <w:lsdException w:name="toa heading" w:semiHidden="1" w:unhideWhenUsed="1"/>
-    <w:lsdException w:name="List" w:semiHidden="1" w:unhideWhenUsed="1"/>
-    <w:lsdException w:name="List Bullet" w:semiHidden="1" w:unhideWhenUsed="1"/>
-    <w:lsdException w:name="List Number" w:semiHidden="1" w:unhideWhenUsed="1"/>
-    <w:lsdException w:name="List 2" w:semiHidden="1" w:unhideWhenUsed="1"/>
-    <w:lsdException w:name="List 3" w:semiHidden="1" w:unhideWhenUsed="1"/>
-    <w:lsdException w:name="List 4" w:semiHidden="1" w:unhideWhenUsed="1"/>
-    <w:lsdException w:name="List 5" w:semiHidden="1" w:unhideWhenUsed="1"/>
-    <w:lsdException w:name="List Bullet 2" w:semiHidden="1" w:unhideWhenUsed="1"/>
-    <w:lsdException w:name="List Bullet 3" w:semiHidden="1" w:unhideWhenUsed="1"/>
-    <w:lsdException w:name="List Bullet 4" w:semiHidden="1" w:unhideWhenUsed="1"/>
-    <w:lsdException w:name="List Bullet 5" w:semiHidden="1" w:unhideWhenUsed="1"/>
-    <w:lsdException w:name="List Number 2" w:semiHidden="1" w:unhideWhenUsed="1"/>
-    <w:lsdException w:name="List Number 3" w:semiHidden="1" w:unhideWhenUsed="1"/>
-    <w:lsdException w:name="List Number 4" w:semiHidden="1" w:unhideWhenUsed="1"/>
-    <w:lsdException w:name="List Number 5" w:semiHidden="1" w:unhideWhenUsed="1"/>
-    <w:lsdException w:name="Title" w:uiPriority="10" w:qFormat="1"/>
-    <w:lsdException w:name="Closing" w:semiHidden="1" w:unhideWhenUsed="1"/>
-    <w:lsdException w:name="Signature" w:semiHidden="1" w:unhideWhenUsed="1"/>
-    <w:lsdException w:name="Default Paragraph Font" w:semiHidden="1" w:uiPriority="1" w:unhideWhenUsed="1"/>
-    <w:lsdException w:name="Body Text" w:semiHidden="1" w:uiPriority="1" w:unhideWhenUsed="1" w:qFormat="1"/>
-    <w:lsdException w:name="Body Text Indent" w:semiHidden="1" w:unhideWhenUsed="1"/>
-    <w:lsdException w:name="List Continue" w:semiHidden="1" w:unhideWhenUsed="1"/>
-    <w:lsdException w:name="List Continue 2" w:semiHidden="1" w:unhideWhenUsed="1"/>
-    <w:lsdException w:name="List Continue 3" w:semiHidden="1" w:unhideWhenUsed="1"/>
-    <w:lsdException w:name="List Continue 4" w:semiHidden="1" w:unhideWhenUsed="1"/>
-    <w:lsdException w:name="List Continue 5" w:semiHidden="1" w:unhideWhenUsed="1"/>
-    <w:lsdException w:name="Message Header" w:semiHidden="1" w:unhideWhenUsed="1"/>
-    <w:lsdException w:name="Subtitle" w:uiPriority="11" w:qFormat="1"/>
-    <w:lsdException w:name="Salutation" w:semiHidden="1" w:unhideWhenUsed="1"/>
-    <w:lsdException w:name="Date" w:semiHidden="1" w:unhideWhenUsed="1"/>
-    <w:lsdException w:name="Body Text First Indent" w:semiHidden="1" w:unhideWhenUsed="1"/>
-    <w:lsdException w:name="Body Text First Indent 2" w:semiHidden="1" w:unhideWhenUsed="1"/>
-    <w:lsdException w:name="Note Heading" w:semiHidden="1" w:unhideWhenUsed="1"/>
-    <w:lsdException w:name="Body Text 2" w:semiHidden="1" w:unhideWhenUsed="1"/>
-    <w:lsdException w:name="Body Text 3" w:semiHidden="1" w:unhideWhenUsed="1"/>
-    <w:lsdException w:name="Body Text Indent 2" w:semiHidden="1" w:unhideWhenUsed="1"/>
-    <w:lsdException w:name="Body Text Indent 3" w:semiHidden="1" w:unhideWhenUsed="1"/>
-    <w:lsdException w:name="Block Text" w:semiHidden="1" w:unhideWhenUsed="1"/>
-    <w:lsdException w:name="Hyperlink" w:semiHidden="1" w:unhideWhenUsed="1"/>
-    <w:lsdException w:name="FollowedHyperlink" w:semiHidden="1" w:unhideWhenUsed="1"/>
-    <w:lsdException w:name="Strong" w:uiPriority="22" w:qFormat="1"/>
-    <w:lsdException w:name="Emphasis" w:uiPriority="20" w:qFormat="1"/>
-    <w:lsdException w:name="Document Map" w:semiHidden="1" w:unhideWhenUsed="1"/>
-    <w:lsdException w:name="Plain Text" w:semiHidden="1" w:unhideWhenUsed="1"/>
-    <w:lsdException w:name="E-mail Signature" w:semiHidden="1" w:unhideWhenUsed="1"/>
-    <w:lsdException w:name="HTML Top of Form" w:semiHidden="1" w:unhideWhenUsed="1"/>
-    <w:lsdException w:name="HTML Bottom of Form" w:semiHidden="1" w:unhideWhenUsed="1"/>
-    <w:lsdException w:name="Normal (Web)" w:semiHidden="1" w:unhideWhenUsed="1"/>
-    <w:lsdException w:name="HTML Acronym" w:semiHidden="1" w:unhideWhenUsed="1"/>
-    <w:lsdException w:name="HTML Address" w:semiHidden="1" w:unhideWhenUsed="1"/>
-    <w:lsdException w:name="HTML Cite" w:semiHidden="1" w:unhideWhenUsed="1"/>
-    <w:lsdException w:name="HTML Code" w:semiHidden="1" w:unhideWhenUsed="1"/>
-    <w:lsdException w:name="HTML Definition" w:semiHidden="1" w:unhideWhenUsed="1"/>
-    <w:lsdException w:name="HTML Keyboard" w:semiHidden="1" w:unhideWhenUsed="1"/>
-    <w:lsdException w:name="HTML Preformatted" w:semiHidden="1" w:unhideWhenUsed="1"/>
-    <w:lsdException w:name="HTML Sample" w:semiHidden="1" w:unhideWhenUsed="1"/>
-    <w:lsdException w:name="HTML Typewriter" w:semiHidden="1" w:unhideWhenUsed="1"/>
-    <w:lsdException w:name="HTML Variable" w:semiHidden="1" w:unhideWhenUsed="1"/>
-    <w:lsdException w:name="Normal Table" w:semiHidden="1" w:unhideWhenUsed="1"/>
-    <w:lsdException w:name="annotation subject" w:semiHidden="1" w:unhideWhenUsed="1"/>
-    <w:lsdException w:name="No List" w:semiHidden="1" w:unhideWhenUsed="1"/>
-    <w:lsdException w:name="Outline List 1" w:semiHidden="1" w:unhideWhenUsed="1"/>
-    <w:lsdException w:name="Outline List 2" w:semiHidden="1" w:unhideWhenUsed="1"/>
-    <w:lsdException w:name="Outline List 3" w:semiHidden="1" w:unhideWhenUsed="1"/>
-    <w:lsdException w:name="Table Simple 1" w:semiHidden="1" w:unhideWhenUsed="1"/>
-    <w:lsdException w:name="Table Simple 2" w:semiHidden="1" w:unhideWhenUsed="1"/>
-    <w:lsdException w:name="Table Simple 3" w:semiHidden="1" w:unhideWhenUsed="1"/>
-    <w:lsdException w:name="Table Classic 1" w:semiHidden="1" w:unhideWhenUsed="1"/>
-    <w:lsdException w:name="Table Classic 2" w:semiHidden="1" w:unhideWhenUsed="1"/>
-    <w:lsdException w:name="Table Classic 3" w:semiHidden="1" w:unhideWhenUsed="1"/>
-    <w:lsdException w:name="Table Classic 4" w:semiHidden="1" w:unhideWhenUsed="1"/>
-    <w:lsdException w:name="Table Colorful 1" w:semiHidden="1" w:unhideWhenUsed="1"/>
-    <w:lsdException w:name="Table Colorful 2" w:semiHidden="1" w:unhideWhenUsed="1"/>
-    <w:lsdException w:name="Table Colorful 3" w:semiHidden="1" w:unhideWhenUsed="1"/>
-    <w:lsdException w:name="Table Columns 1" w:semiHidden="1" w:unhideWhenUsed="1"/>
-    <w:lsdException w:name="Table Columns 2" w:semiHidden="1" w:unhideWhenUsed="1"/>
-    <w:lsdException w:name="Table Columns 3" w:semiHidden="1" w:unhideWhenUsed="1"/>
-    <w:lsdException w:name="Table Columns 4" w:semiHidden="1" w:unhideWhenUsed="1"/>
-    <w:lsdException w:name="Table Columns 5" w:semiHidden="1" w:unhideWhenUsed="1"/>
-    <w:lsdException w:name="Table Grid 1" w:semiHidden="1" w:unhideWhenUsed="1"/>
-    <w:lsdException w:name="Table Grid 2" w:semiHidden="1" w:unhideWhenUsed="1"/>
-    <w:lsdException w:name="Table Grid 3" w:semiHidden="1" w:unhideWhenUsed="1"/>
-    <w:lsdException w:name="Table Grid 4" w:semiHidden="1" w:unhideWhenUsed="1"/>
-    <w:lsdException w:name="Table Grid 5" w:semiHidden="1" w:unhideWhenUsed="1"/>
-    <w:lsdException w:name="Table Grid 6" w:semiHidden="1" w:unhideWhenUsed="1"/>
-    <w:lsdException w:name="Table Grid 7" w:semiHidden="1" w:unhideWhenUsed="1"/>
-    <w:lsdException w:name="Table Grid 8" w:semiHidden="1" w:unhideWhenUsed="1"/>
-    <w:lsdException w:name="Table List 1" w:semiHidden="1" w:unhideWhenUsed="1"/>
-    <w:lsdException w:name="Table List 2" w:semiHidden="1" w:unhideWhenUsed="1"/>
-    <w:lsdException w:name="Table List 3" w:semiHidden="1" w:unhideWhenUsed="1"/>
-    <w:lsdException w:name="Table List 4" w:semiHidden="1" w:unhideWhenUsed="1"/>
-    <w:lsdException w:name="Table List 5" w:semiHidden="1" w:unhideWhenUsed="1"/>
-    <w:lsdException w:name="Table List 6" w:semiHidden="1" w:unhideWhenUsed="1"/>
-    <w:lsdException w:name="Table List 7" w:semiHidden="1" w:unhideWhenUsed="1"/>
-    <w:lsdException w:name="Table List 8" w:semiHidden="1" w:unhideWhenUsed="1"/>
-    <w:lsdException w:name="Table 3D effects 1" w:semiHidden="1" w:unhideWhenUsed="1"/>
-    <w:lsdException w:name="Table 3D effects 2" w:semiHidden="1" w:unhideWhenUsed="1"/>
-    <w:lsdException w:name="Table 3D effects 3" w:semiHidden="1" w:unhideWhenUsed="1"/>
-    <w:lsdException w:name="Table Contemporary" w:semiHidden="1" w:unhideWhenUsed="1"/>
-    <w:lsdException w:name="Table Elegant" w:semiHidden="1" w:unhideWhenUsed="1"/>
-    <w:lsdException w:name="Table Professional" w:semiHidden="1" w:unhideWhenUsed="1"/>
-    <w:lsdException w:name="Table Subtle 1" w:semiHidden="1" w:unhideWhenUsed="1"/>
-    <w:lsdException w:name="Table Subtle 2" w:semiHidden="1" w:unhideWhenUsed="1"/>
-    <w:lsdException w:name="Table Web 1" w:semiHidden="1" w:unhideWhenUsed="1"/>
-    <w:lsdException w:name="Table Web 2" w:semiHidden="1" w:unhideWhenUsed="1"/>
-    <w:lsdException w:name="Table Web 3" w:semiHidden="1" w:unhideWhenUsed="1"/>
-    <w:lsdException w:name="Balloon Text" w:semiHidden="1" w:unhideWhenUsed="1"/>
-    <w:lsdException w:name="Table Grid" w:uiPriority="59"/>
-    <w:lsdException w:name="Table Theme" w:semiHidden="1" w:unhideWhenUsed="1"/>
-    <w:lsdException w:name="Placeholder Text" w:semiHidden="1"/>
-    <w:lsdException w:name="No Spacing" w:uiPriority="1" w:qFormat="1"/>
-    <w:lsdException w:name="Light Shading" w:uiPriority="60"/>
-    <w:lsdException w:name="Light List" w:uiPriority="61"/>
-    <w:lsdException w:name="Light Grid" w:uiPriority="62"/>
-    <w:lsdException w:name="Medium Shading 1" w:uiPriority="63"/>
-    <w:lsdException w:name="Medium Shading 2" w:uiPriority="64"/>
-    <w:lsdException w:name="Medium List 1" w:uiPriority="65"/>
-    <w:lsdException w:name="Medium List 2" w:uiPriority="66"/>
-    <w:lsdException w:name="Medium Grid 1" w:uiPriority="67"/>
-    <w:lsdException w:name="Medium Grid 2" w:uiPriority="68"/>
-    <w:lsdException w:name="Medium Grid 3" w:uiPriority="69"/>
-    <w:lsdException w:name="Dark List" w:uiPriority="70"/>
-    <w:lsdException w:name="Colorful Shading" w:uiPriority="71"/>
-    <w:lsdException w:name="Colorful List" w:uiPriority="72"/>
-    <w:lsdException w:name="Colorful Grid" w:uiPriority="73"/>
-    <w:lsdException w:name="Light Shading Accent 1" w:uiPriority="60"/>
-    <w:lsdException w:name="Light List Accent 1" w:uiPriority="61"/>
-    <w:lsdException w:name="Light Grid Accent 1" w:uiPriority="62"/>
-    <w:lsdException w:name="Medium Shading 1 Accent 1" w:uiPriority="63"/>
-    <w:lsdException w:name="Medium Shading 2 Accent 1" w:uiPriority="64"/>
-    <w:lsdException w:name="Medium List 1 Accent 1" w:uiPriority="65"/>
-    <w:lsdException w:name="Revision" w:semiHidden="1"/>
-    <w:lsdException w:name="List Paragraph" w:uiPriority="34" w:qFormat="1"/>
-    <w:lsdException w:name="Quote" w:uiPriority="29" w:qFormat="1"/>
-    <w:lsdException w:name="Intense Quote" w:uiPriority="30" w:qFormat="1"/>
-    <w:lsdException w:name="Medium List 2 Accent 1" w:uiPriority="66"/>
-    <w:lsdException w:name="Medium Grid 1 Accent 1" w:uiPriority="67"/>
-    <w:lsdException w:name="Medium Grid 2 Accent 1" w:uiPriority="68"/>
-    <w:lsdException w:name="Medium Grid 3 Accent 1" w:uiPriority="69"/>
-    <w:lsdException w:name="Dark List Accent 1" w:uiPriority="70"/>
-    <w:lsdException w:name="Colorful Shading Accent 1" w:uiPriority="71"/>
-    <w:lsdException w:name="Colorful List Accent 1" w:uiPriority="72"/>
-    <w:lsdException w:name="Colorful Grid Accent 1" w:uiPriority="73"/>
-    <w:lsdException w:name="Light Shading Accent 2" w:uiPriority="60"/>
-    <w:lsdException w:name="Light List Accent 2" w:uiPriority="61"/>
-    <w:lsdException w:name="Light Grid Accent 2" w:uiPriority="62"/>
-    <w:lsdException w:name="Medium Shading 1 Accent 2" w:uiPriority="63"/>
-    <w:lsdException w:name="Medium Shading 2 Accent 2" w:uiPriority="64"/>
-    <w:lsdException w:name="Medium List 1 Accent 2" w:uiPriority="65"/>
-    <w:lsdException w:name="Medium List 2 Accent 2" w:uiPriority="66"/>
-    <w:lsdException w:name="Medium Grid 1 Accent 2" w:uiPriority="67"/>
-    <w:lsdException w:name="Medium Grid 2 Accent 2" w:uiPriority="68"/>
-    <w:lsdException w:name="Medium Grid 3 Accent 2" w:uiPriority="69"/>
-    <w:lsdException w:name="Dark List Accent 2" w:uiPriority="70"/>
-    <w:lsdException w:name="Colorful Shading Accent 2" w:uiPriority="71"/>
-    <w:lsdException w:name="Colorful List Accent 2" w:uiPriority="72"/>
-    <w:lsdException w:name="Colorful Grid Accent 2" w:uiPriority="73"/>
-    <w:lsdException w:name="Light Shading Accent 3" w:uiPriority="60"/>
-    <w:lsdException w:name="Light List Accent 3" w:uiPriority="61"/>
-    <w:lsdException w:name="Light Grid Accent 3" w:uiPriority="62"/>
-    <w:lsdException w:name="Medium Shading 1 Accent 3" w:uiPriority="63"/>
-    <w:lsdException w:name="Medium Shading 2 Accent 3" w:uiPriority="64"/>
-    <w:lsdException w:name="Medium List 1 Accent 3" w:uiPriority="65"/>
-    <w:lsdException w:name="Medium List 2 Accent 3" w:uiPriority="66"/>
-    <w:lsdException w:name="Medium Grid 1 Accent 3" w:uiPriority="67"/>
-    <w:lsdException w:name="Medium Grid 2 Accent 3" w:uiPriority="68"/>
-    <w:lsdException w:name="Medium Grid 3 Accent 3" w:uiPriority="69"/>
-    <w:lsdException w:name="Dark List Accent 3" w:uiPriority="70"/>
-    <w:lsdException w:name="Colorful Shading Accent 3" w:uiPriority="71"/>
-    <w:lsdException w:name="Colorful List Accent 3" w:uiPriority="72"/>
-    <w:lsdException w:name="Colorful Grid Accent 3" w:uiPriority="73"/>
-    <w:lsdException w:name="Light Shading Accent 4" w:uiPriority="60"/>
-    <w:lsdException w:name="Light List Accent 4" w:uiPriority="61"/>
-    <w:lsdException w:name="Light Grid Accent 4" w:uiPriority="62"/>
-    <w:lsdException w:name="Medium Shading 1 Accent 4" w:uiPriority="63"/>
-    <w:lsdException w:name="Medium Shading 2 Accent 4" w:uiPriority="64"/>
-    <w:lsdException w:name="Medium List 1 Accent 4" w:uiPriority="65"/>
-    <w:lsdException w:name="Medium List 2 Accent 4" w:uiPriority="66"/>
-    <w:lsdException w:name="Medium Grid 1 Accent 4" w:uiPriority="67"/>
-    <w:lsdException w:name="Medium Grid 2 Accent 4" w:uiPriority="68"/>
-    <w:lsdException w:name="Medium Grid 3 Accent 4" w:uiPriority="69"/>
-    <w:lsdException w:name="Dark List Accent 4" w:uiPriority="70"/>
-    <w:lsdException w:name="Colorful Shading Accent 4" w:uiPriority="71"/>
-    <w:lsdException w:name="Colorful List Accent 4" w:uiPriority="72"/>
-    <w:lsdException w:name="Colorful Grid Accent 4" w:uiPriority="73"/>
-    <w:lsdException w:name="Light Shading Accent 5" w:uiPriority="60"/>
-    <w:lsdException w:name="Light List Accent 5" w:uiPriority="61"/>
-    <w:lsdException w:name="Light Grid Accent 5" w:uiPriority="62"/>
-    <w:lsdException w:name="Medium Shading 1 Accent 5" w:uiPriority="63"/>
-    <w:lsdException w:name="Medium Shading 2 Accent 5" w:uiPriority="64"/>
-    <w:lsdException w:name="Medium List 1 Accent 5" w:uiPriority="65"/>
-    <w:lsdException w:name="Medium List 2 Accent 5" w:uiPriority="66"/>
-    <w:lsdException w:name="Medium Grid 1 Accent 5" w:uiPriority="67"/>
-    <w:lsdException w:name="Medium Grid 2 Accent 5" w:uiPriority="68"/>
-    <w:lsdException w:name="Medium Grid 3 Accent 5" w:uiPriority="69"/>
-    <w:lsdException w:name="Dark List Accent 5" w:uiPriority="70"/>
-    <w:lsdException w:name="Colorful Shading Accent 5" w:uiPriority="71"/>
-    <w:lsdException w:name="Colorful List Accent 5" w:uiPriority="72"/>
-    <w:lsdException w:name="Colorful Grid Accent 5" w:uiPriority="73"/>
-    <w:lsdException w:name="Light Shading Accent 6" w:uiPriority="60"/>
-    <w:lsdException w:name="Light List Accent 6" w:uiPriority="61"/>
-    <w:lsdException w:name="Light Grid Accent 6" w:uiPriority="62"/>
-    <w:lsdException w:name="Medium Shading 1 Accent 6" w:uiPriority="63"/>
-    <w:lsdException w:name="Medium Shading 2 Accent 6" w:uiPriority="64"/>
-    <w:lsdException w:name="Medium List 1 Accent 6" w:uiPriority="65"/>
-    <w:lsdException w:name="Medium List 2 Accent 6" w:uiPriority="66"/>
-    <w:lsdException w:name="Medium Grid 1 Accent 6" w:uiPriority="67"/>
-    <w:lsdException w:name="Medium Grid 2 Accent 6" w:uiPriority="68"/>
-    <w:lsdException w:name="Medium Grid 3 Accent 6" w:uiPriority="69"/>
-    <w:lsdException w:name="Dark List Accent 6" w:uiPriority="70"/>
-    <w:lsdException w:name="Colorful Shading Accent 6" w:uiPriority="71"/>
-    <w:lsdException w:name="Colorful List Accent 6" w:uiPriority="72"/>
-    <w:lsdException w:name="Colorful Grid Accent 6" w:uiPriority="73"/>
-    <w:lsdException w:name="Subtle Emphasis" w:uiPriority="19" w:qFormat="1"/>
-    <w:lsdException w:name="Intense Emphasis" w:uiPriority="21" w:qFormat="1"/>
-    <w:lsdException w:name="Subtle Reference" w:uiPriority="31" w:qFormat="1"/>
-    <w:lsdException w:name="Intense Reference" w:uiPriority="32" w:qFormat="1"/>
-    <w:lsdException w:name="Book Title" w:uiPriority="33" w:qFormat="1"/>
-    <w:lsdException w:name="Bibliography" w:semiHidden="1" w:uiPriority="37" w:unhideWhenUsed="1"/>
-    <w:lsdException w:name="TOC Heading" w:semiHidden="1" w:uiPriority="39" w:unhideWhenUsed="1" w:qFormat="1"/>
-    <w:lsdException w:name="Plain Table 1" w:uiPriority="41"/>
-    <w:lsdException w:name="Plain Table 2" w:uiPriority="42"/>
-    <w:lsdException w:name="Plain Table 3" w:uiPriority="43"/>
-    <w:lsdException w:name="Plain Table 4" w:uiPriority="44"/>
-    <w:lsdException w:name="Plain Table 5" w:uiPriority="45"/>
-    <w:lsdException w:name="Grid Table Light" w:uiPriority="40"/>
-    <w:lsdException w:name="Grid Table 1 Light" w:uiPriority="46"/>
-    <w:lsdException w:name="Grid Table 2" w:uiPriority="47"/>
-    <w:lsdException w:name="Grid Table 3" w:uiPriority="48"/>
-    <w:lsdException w:name="Grid Table 4" w:uiPriority="49"/>
-    <w:lsdException w:name="Grid Table 5 Dark" w:uiPriority="50"/>
-    <w:lsdException w:name="Grid Table 6 Colorful" w:uiPriority="51"/>
-    <w:lsdException w:name="Grid Table 7 Colorful" w:uiPriority="52"/>
-    <w:lsdException w:name="Grid Table 1 Light Accent 1" w:uiPriority="46"/>
-    <w:lsdException w:name="Grid Table 2 Accent 1" w:uiPriority="47"/>
-    <w:lsdException w:name="Grid Table 3 Accent 1" w:uiPriority="48"/>
-    <w:lsdException w:name="Grid Table 4 Accent 1" w:uiPriority="49"/>
-    <w:lsdException w:name="Grid Table 5 Dark Accent 1" w:uiPriority="50"/>
-    <w:lsdException w:name="Grid Table 6 Colorful Accent 1" w:uiPriority="51"/>
-    <w:lsdException w:name="Grid Table 7 Colorful Accent 1" w:uiPriority="52"/>
-    <w:lsdException w:name="Grid Table 1 Light Accent 2" w:uiPriority="46"/>
-    <w:lsdException w:name="Grid Table 2 Accent 2" w:uiPriority="47"/>
-    <w:lsdException w:name="Grid Table 3 Accent 2" w:uiPriority="48"/>
-    <w:lsdException w:name="Grid Table 4 Accent 2" w:uiPriority="49"/>
-    <w:lsdException w:name="Grid Table 5 Dark Accent 2" w:uiPriority="50"/>
-    <w:lsdException w:name="Grid Table 6 Colorful Accent 2" w:uiPriority="51"/>
-    <w:lsdException w:name="Grid Table 7 Colorful Accent 2" w:uiPriority="52"/>
-    <w:lsdException w:name="Grid Table 1 Light Accent 3" w:uiPriority="46"/>
-    <w:lsdException w:name="Grid Table 2 Accent 3" w:uiPriority="47"/>
-    <w:lsdException w:name="Grid Table 3 Accent 3" w:uiPriority="48"/>
-    <w:lsdException w:name="Grid Table 4 Accent 3" w:uiPriority="49"/>
-    <w:lsdException w:name="Grid Table 5 Dark Accent 3" w:uiPriority="50"/>
-    <w:lsdException w:name="Grid Table 6 Colorful Accent 3" w:uiPriority="51"/>
-    <w:lsdException w:name="Grid Table 7 Colorful Accent 3" w:uiPriority="52"/>
-    <w:lsdException w:name="Grid Table 1 Light Accent 4" w:uiPriority="46"/>
-    <w:lsdException w:name="Grid Table 2 Accent 4" w:uiPriority="47"/>
-    <w:lsdException w:name="Grid Table 3 Accent 4" w:uiPriority="48"/>
-    <w:lsdException w:name="Grid Table 4 Accent 4" w:uiPriority="49"/>
-    <w:lsdException w:name="Grid Table 5 Dark Accent 4" w:uiPriority="50"/>
-    <w:lsdException w:name="Grid Table 6 Colorful Accent 4" w:uiPriority="51"/>
-    <w:lsdException w:name="Grid Table 7 Colorful Accent 4" w:uiPriority="52"/>
-    <w:lsdException w:name="Grid Table 1 Light Accent 5" w:uiPriority="46"/>
-    <w:lsdException w:name="Grid Table 2 Accent 5" w:uiPriority="47"/>
-    <w:lsdException w:name="Grid Table 3 Accent 5" w:uiPriority="48"/>
-    <w:lsdException w:name="Grid Table 4 Accent 5" w:uiPriority="49"/>
-    <w:lsdException w:name="Grid Table 5 Dark Accent 5" w:uiPriority="50"/>
-    <w:lsdException w:name="Grid Table 6 Colorful Accent 5" w:uiPriority="51"/>
-    <w:lsdException w:name="Grid Table 7 Colorful Accent 5" w:uiPriority="52"/>
-    <w:lsdException w:name="Grid Table 1 Light Accent 6" w:uiPriority="46"/>
-    <w:lsdException w:name="Grid Table 2 Accent 6" w:uiPriority="47"/>
-    <w:lsdException w:name="Grid Table 3 Accent 6" w:uiPriority="48"/>
-    <w:lsdException w:name="Grid Table 4 Accent 6" w:uiPriority="49"/>
-    <w:lsdException w:name="Grid Table 5 Dark Accent 6" w:uiPriority="50"/>
-    <w:lsdException w:name="Grid Table 6 Colorful Accent 6" w:uiPriority="51"/>
-    <w:lsdException w:name="Grid Table 7 Colorful Accent 6" w:uiPriority="52"/>
-    <w:lsdException w:name="List Table 1 Light" w:uiPriority="46"/>
-    <w:lsdException w:name="List Table 2" w:uiPriority="47"/>
-    <w:lsdException w:name="List Table 3" w:uiPriority="48"/>
-    <w:lsdException w:name="List Table 4" w:uiPriority="49"/>
-    <w:lsdException w:name="List Table 5 Dark" w:uiPriority="50"/>
-    <w:lsdException w:name="List Table 6 Colorful" w:uiPriority="51"/>
-    <w:lsdException w:name="List Table 7 Colorful" w:uiPriority="52"/>
-    <w:lsdException w:name="List Table 1 Light Accent 1" w:uiPriority="46"/>
-    <w:lsdException w:name="List Table 2 Accent 1" w:uiPriority="47"/>
-    <w:lsdException w:name="List Table 3 Accent 1" w:uiPriority="48"/>
-    <w:lsdException w:name="List Table 4 Accent 1" w:uiPriority="49"/>
-    <w:lsdException w:name="List Table 5 Dark Accent 1" w:uiPriority="50"/>
-    <w:lsdException w:name="List Table 6 Colorful Accent 1" w:uiPriority="51"/>
-    <w:lsdException w:name="List Table 7 Colorful Accent 1" w:uiPriority="52"/>
-    <w:lsdException w:name="List Table 1 Light Accent 2" w:uiPriority="46"/>
-    <w:lsdException w:name="List Table 2 Accent 2" w:uiPriority="47"/>
-    <w:lsdException w:name="List Table 3 Accent 2" w:uiPriority="48"/>
-    <w:lsdException w:name="List Table 4 Accent 2" w:uiPriority="49"/>
-    <w:lsdException w:name="List Table 5 Dark Accent 2" w:uiPriority="50"/>
-    <w:lsdException w:name="List Table 6 Colorful Accent 2" w:uiPriority="51"/>
-    <w:lsdException w:name="List Table 7 Colorful Accent 2" w:uiPriority="52"/>
-    <w:lsdException w:name="List Table 1 Light Accent 3" w:uiPriority="46"/>
-    <w:lsdException w:name="List Table 2 Accent 3" w:uiPriority="47"/>
-    <w:lsdException w:name="List Table 3 Accent 3" w:uiPriority="48"/>
-    <w:lsdException w:name="List Table 4 Accent 3" w:uiPriority="49"/>
-    <w:lsdException w:name="List Table 5 Dark Accent 3" w:uiPriority="50"/>
-    <w:lsdException w:name="List Table 6 Colorful Accent 3" w:uiPriority="51"/>
-    <w:lsdException w:name="List Table 7 Colorful Accent 3" w:uiPriority="52"/>
-    <w:lsdException w:name="List Table 1 Light Accent 4" w:uiPriority="46"/>
-    <w:lsdException w:name="List Table 2 Accent 4" w:uiPriority="47"/>
-    <w:lsdException w:name="List Table 3 Accent 4" w:uiPriority="48"/>
-    <w:lsdException w:name="List Table 4 Accent 4" w:uiPriority="49"/>
-    <w:lsdException w:name="List Table 5 Dark Accent 4" w:uiPriority="50"/>
-    <w:lsdException w:name="List Table 6 Colorful Accent 4" w:uiPriority="51"/>
-    <w:lsdException w:name="List Table 7 Colorful Accent 4" w:uiPriority="52"/>
-    <w:lsdException w:name="List Table 1 Light Accent 5" w:uiPriority="46"/>
-    <w:lsdException w:name="List Table 2 Accent 5" w:uiPriority="47"/>
-    <w:lsdException w:name="List Table 3 Accent 5" w:uiPriority="48"/>
-    <w:lsdException w:name="List Table 4 Accent 5" w:uiPriority="49"/>
-    <w:lsdException w:name="List Table 5 Dark Accent 5" w:uiPriority="50"/>
-    <w:lsdException w:name="List Table 6 Colorful Accent 5" w:uiPriority="51"/>
-    <w:lsdException w:name="List Table 7 Colorful Accent 5" w:uiPriority="52"/>
-    <w:lsdException w:name="List Table 1 Light Accent 6" w:uiPriority="46"/>
-    <w:lsdException w:name="List Table 2 Accent 6" w:uiPriority="47"/>
-    <w:lsdException w:name="List Table 3 Accent 6" w:uiPriority="48"/>
-    <w:lsdException w:name="List Table 4 Accent 6" w:uiPriority="49"/>
-    <w:lsdException w:name="List Table 5 Dark Accent 6" w:uiPriority="50"/>
-    <w:lsdException w:name="List Table 6 Colorful Accent 6" w:uiPriority="51"/>
-    <w:lsdException w:name="List Table 7 Colorful Accent 6" w:uiPriority="52"/>
-    <w:lsdException w:name="Mention" w:semiHidden="1" w:unhideWhenUsed="1"/>
-    <w:lsdException w:name="Smart Hyperlink" w:semiHidden="1" w:unhideWhenUsed="1"/>
-    <w:lsdException w:name="Hashtag" w:semiHidden="1" w:unhideWhenUsed="1"/>
-    <w:lsdException w:name="Unresolved Mention" w:semiHidden="1" w:unhideWhenUsed="1"/>
-    <w:lsdException w:name="Smart Link" w:semiHidden="1" w:unhideWhenUsed="1"/>
+  <w:latentStyles w:defLockedState="0" w:defUIPriority="99" w:defSemiHidden="1" w:defUnhideWhenUsed="1" w:defQFormat="0" w:count="267">
+    <w:lsdException w:name="Normal" w:semiHidden="0" w:uiPriority="0" w:unhideWhenUsed="0" w:qFormat="1"/>
+    <w:lsdException w:name="heading 1" w:semiHidden="0" w:uiPriority="9" w:unhideWhenUsed="0" w:qFormat="1"/>
+    <w:lsdException w:name="heading 2" w:uiPriority="9" w:qFormat="1"/>
+    <w:lsdException w:name="heading 3" w:uiPriority="9" w:qFormat="1"/>
+    <w:lsdException w:name="heading 4" w:uiPriority="9" w:qFormat="1"/>
+    <w:lsdException w:name="heading 5" w:uiPriority="9" w:qFormat="1"/>
+    <w:lsdException w:name="heading 6" w:uiPriority="9" w:qFormat="1"/>
+    <w:lsdException w:name="heading 7" w:uiPriority="9" w:qFormat="1"/>
+    <w:lsdException w:name="heading 8" w:uiPriority="9" w:qFormat="1"/>
+    <w:lsdException w:name="heading 9" w:uiPriority="9" w:qFormat="1"/>
+    <w:lsdException w:name="toc 1" w:uiPriority="39"/>
+    <w:lsdException w:name="toc 2" w:uiPriority="39"/>
+    <w:lsdException w:name="toc 3" w:uiPriority="39"/>
+    <w:lsdException w:name="toc 4" w:uiPriority="39"/>
+    <w:lsdException w:name="toc 5" w:uiPriority="39"/>
+    <w:lsdException w:name="toc 6" w:uiPriority="39"/>
+    <w:lsdException w:name="toc 7" w:uiPriority="39"/>
+    <w:lsdException w:name="toc 8" w:uiPriority="39"/>
+    <w:lsdException w:name="toc 9" w:uiPriority="39"/>
+    <w:lsdException w:name="caption" w:uiPriority="35" w:qFormat="1"/>
+    <w:lsdException w:name="Title" w:semiHidden="0" w:uiPriority="10" w:unhideWhenUsed="0" w:qFormat="1"/>
+    <w:lsdException w:name="Default Paragraph Font" w:uiPriority="1"/>
+    <w:lsdException w:name="Body Text" w:uiPriority="1" w:qFormat="1"/>
+    <w:lsdException w:name="Subtitle" w:semiHidden="0" w:uiPriority="11" w:unhideWhenUsed="0" w:qFormat="1"/>
+    <w:lsdException w:name="Strong" w:semiHidden="0" w:uiPriority="22" w:unhideWhenUsed="0" w:qFormat="1"/>
+    <w:lsdException w:name="Emphasis" w:semiHidden="0" w:uiPriority="20" w:unhideWhenUsed="0" w:qFormat="1"/>
+    <w:lsdException w:name="Table Grid" w:semiHidden="0" w:uiPriority="59" w:unhideWhenUsed="0"/>
+    <w:lsdException w:name="Placeholder Text" w:unhideWhenUsed="0"/>
+    <w:lsdException w:name="No Spacing" w:semiHidden="0" w:uiPriority="1" w:unhideWhenUsed="0" w:qFormat="1"/>
+    <w:lsdException w:name="Light Shading" w:semiHidden="0" w:uiPriority="60" w:unhideWhenUsed="0"/>
+    <w:lsdException w:name="Light List" w:semiHidden="0" w:uiPriority="61" w:unhideWhenUsed="0"/>
+    <w:lsdException w:name="Light Grid" w:semiHidden="0" w:uiPriority="62" w:unhideWhenUsed="0"/>
+    <w:lsdException w:name="Medium Shading 1" w:semiHidden="0" w:uiPriority="63" w:unhideWhenUsed="0"/>
+    <w:lsdException w:name="Medium Shading 2" w:semiHidden="0" w:uiPriority="64" w:unhideWhenUsed="0"/>
+    <w:lsdException w:name="Medium List 1" w:semiHidden="0" w:uiPriority="65" w:unhideWhenUsed="0"/>
+    <w:lsdException w:name="Medium List 2" w:semiHidden="0" w:uiPriority="66" w:unhideWhenUsed="0"/>
+    <w:lsdException w:name="Medium Grid 1" w:semiHidden="0" w:uiPriority="67" w:unhideWhenUsed="0"/>
+    <w:lsdException w:name="Medium Grid 2" w:semiHidden="0" w:uiPriority="68" w:unhideWhenUsed="0"/>
+    <w:lsdException w:name="Medium Grid 3" w:semiHidden="0" w:uiPriority="69" w:unhideWhenUsed="0"/>
+    <w:lsdException w:name="Dark List" w:semiHidden="0" w:uiPriority="70" w:unhideWhenUsed="0"/>
+    <w:lsdException w:name="Colorful Shading" w:semiHidden="0" w:uiPriority="71" w:unhideWhenUsed="0"/>
+    <w:lsdException w:name="Colorful List" w:semiHidden="0" w:uiPriority="72" w:unhideWhenUsed="0"/>
+    <w:lsdException w:name="Colorful Grid" w:semiHidden="0" w:uiPriority="73" w:unhideWhenUsed="0"/>
+    <w:lsdException w:name="Light Shading Accent 1" w:semiHidden="0" w:uiPriority="60" w:unhideWhenUsed="0"/>
+    <w:lsdException w:name="Light List Accent 1" w:semiHidden="0" w:uiPriority="61" w:unhideWhenUsed="0"/>
+    <w:lsdException w:name="Light Grid Accent 1" w:semiHidden="0" w:uiPriority="62" w:unhideWhenUsed="0"/>
+    <w:lsdException w:name="Medium Shading 1 Accent 1" w:semiHidden="0" w:uiPriority="63" w:unhideWhenUsed="0"/>
+    <w:lsdException w:name="Medium Shading 2 Accent 1" w:semiHidden="0" w:uiPriority="64" w:unhideWhenUsed="0"/>
+    <w:lsdException w:name="Medium List 1 Accent 1" w:semiHidden="0" w:uiPriority="65" w:unhideWhenUsed="0"/>
+    <w:lsdException w:name="Revision" w:unhideWhenUsed="0"/>
+    <w:lsdException w:name="List Paragraph" w:semiHidden="0" w:uiPriority="34" w:unhideWhenUsed="0" w:qFormat="1"/>
+    <w:lsdException w:name="Quote" w:semiHidden="0" w:uiPriority="29" w:unhideWhenUsed="0" w:qFormat="1"/>
+    <w:lsdException w:name="Intense Quote" w:semiHidden="0" w:uiPriority="30" w:unhideWhenUsed="0" w:qFormat="1"/>
+    <w:lsdException w:name="Medium List 2 Accent 1" w:semiHidden="0" w:uiPriority="66" w:unhideWhenUsed="0"/>
+    <w:lsdException w:name="Medium Grid 1 Accent 1" w:semiHidden="0" w:uiPriority="67" w:unhideWhenUsed="0"/>
+    <w:lsdException w:name="Medium Grid 2 Accent 1" w:semiHidden="0" w:uiPriority="68" w:unhideWhenUsed="0"/>
+    <w:lsdException w:name="Medium Grid 3 Accent 1" w:semiHidden="0" w:uiPriority="69" w:unhideWhenUsed="0"/>
+    <w:lsdException w:name="Dark List Accent 1" w:semiHidden="0" w:uiPriority="70" w:unhideWhenUsed="0"/>
+    <w:lsdException w:name="Colorful Shading Accent 1" w:semiHidden="0" w:uiPriority="71" w:unhideWhenUsed="0"/>
+    <w:lsdException w:name="Colorful List Accent 1" w:semiHidden="0" w:uiPriority="72" w:unhideWhenUsed="0"/>
+    <w:lsdException w:name="Colorful Grid Accent 1" w:semiHidden="0" w:uiPriority="73" w:unhideWhenUsed="0"/>
+    <w:lsdException w:name="Light Shading Accent 2" w:semiHidden="0" w:uiPriority="60" w:unhideWhenUsed="0"/>
+    <w:lsdException w:name="Light List Accent 2" w:semiHidden="0" w:uiPriority="61" w:unhideWhenUsed="0"/>
+    <w:lsdException w:name="Light Grid Accent 2" w:semiHidden="0" w:uiPriority="62" w:unhideWhenUsed="0"/>
+    <w:lsdException w:name="Medium Shading 1 Accent 2" w:semiHidden="0" w:uiPriority="63" w:unhideWhenUsed="0"/>
+    <w:lsdException w:name="Medium Shading 2 Accent 2" w:semiHidden="0" w:uiPriority="64" w:unhideWhenUsed="0"/>
+    <w:lsdException w:name="Medium List 1 Accent 2" w:semiHidden="0" w:uiPriority="65" w:unhideWhenUsed="0"/>
+    <w:lsdException w:name="Medium List 2 Accent 2" w:semiHidden="0" w:uiPriority="66" w:unhideWhenUsed="0"/>
+    <w:lsdException w:name="Medium Grid 1 Accent 2" w:semiHidden="0" w:uiPriority="67" w:unhideWhenUsed="0"/>
+    <w:lsdException w:name="Medium Grid 2 Accent 2" w:semiHidden="0" w:uiPriority="68" w:unhideWhenUsed="0"/>
+    <w:lsdException w:name="Medium Grid 3 Accent 2" w:semiHidden="0" w:uiPriority="69" w:unhideWhenUsed="0"/>
+    <w:lsdException w:name="Dark List Accent 2" w:semiHidden="0" w:uiPriority="70" w:unhideWhenUsed="0"/>
+    <w:lsdException w:name="Colorful Shading Accent 2" w:semiHidden="0" w:uiPriority="71" w:unhideWhenUsed="0"/>
+    <w:lsdException w:name="Colorful List Accent 2" w:semiHidden="0" w:uiPriority="72" w:unhideWhenUsed="0"/>
+    <w:lsdException w:name="Colorful Grid Accent 2" w:semiHidden="0" w:uiPriority="73" w:unhideWhenUsed="0"/>
+    <w:lsdException w:name="Light Shading Accent 3" w:semiHidden="0" w:uiPriority="60" w:unhideWhenUsed="0"/>
+    <w:lsdException w:name="Light List Accent 3" w:semiHidden="0" w:uiPriority="61" w:unhideWhenUsed="0"/>
+    <w:lsdException w:name="Light Grid Accent 3" w:semiHidden="0" w:uiPriority="62" w:unhideWhenUsed="0"/>
+    <w:lsdException w:name="Medium Shading 1 Accent 3" w:semiHidden="0" w:uiPriority="63" w:unhideWhenUsed="0"/>
+    <w:lsdException w:name="Medium Shading 2 Accent 3" w:semiHidden="0" w:uiPriority="64" w:unhideWhenUsed="0"/>
+    <w:lsdException w:name="Medium List 1 Accent 3" w:semiHidden="0" w:uiPriority="65" w:unhideWhenUsed="0"/>
+    <w:lsdException w:name="Medium List 2 Accent 3" w:semiHidden="0" w:uiPriority="66" w:unhideWhenUsed="0"/>
+    <w:lsdException w:name="Medium Grid 1 Accent 3" w:semiHidden="0" w:uiPriority="67" w:unhideWhenUsed="0"/>
+    <w:lsdException w:name="Medium Grid 2 Accent 3" w:semiHidden="0" w:uiPriority="68" w:unhideWhenUsed="0"/>
+    <w:lsdException w:name="Medium Grid 3 Accent 3" w:semiHidden="0" w:uiPriority="69" w:unhideWhenUsed="0"/>
+    <w:lsdException w:name="Dark List Accent 3" w:semiHidden="0" w:uiPriority="70" w:unhideWhenUsed="0"/>
+    <w:lsdException w:name="Colorful Shading Accent 3" w:semiHidden="0" w:uiPriority="71" w:unhideWhenUsed="0"/>
+    <w:lsdException w:name="Colorful List Accent 3" w:semiHidden="0" w:uiPriority="72" w:unhideWhenUsed="0"/>
+    <w:lsdException w:name="Colorful Grid Accent 3" w:semiHidden="0" w:uiPriority="73" w:unhideWhenUsed="0"/>
+    <w:lsdException w:name="Light Shading Accent 4" w:semiHidden="0" w:uiPriority="60" w:unhideWhenUsed="0"/>
+    <w:lsdException w:name="Light List Accent 4" w:semiHidden="0" w:uiPriority="61" w:unhideWhenUsed="0"/>
+    <w:lsdException w:name="Light Grid Accent 4" w:semiHidden="0" w:uiPriority="62" w:unhideWhenUsed="0"/>
+    <w:lsdException w:name="Medium Shading 1 Accent 4" w:semiHidden="0" w:uiPriority="63" w:unhideWhenUsed="0"/>
+    <w:lsdException w:name="Medium Shading 2 Accent 4" w:semiHidden="0" w:uiPriority="64" w:unhideWhenUsed="0"/>
+    <w:lsdException w:name="Medium List 1 Accent 4" w:semiHidden="0" w:uiPriority="65" w:unhideWhenUsed="0"/>
+    <w:lsdException w:name="Medium List 2 Accent 4" w:semiHidden="0" w:uiPriority="66" w:unhideWhenUsed="0"/>
+    <w:lsdException w:name="Medium Grid 1 Accent 4" w:semiHidden="0" w:uiPriority="67" w:unhideWhenUsed="0"/>
+    <w:lsdException w:name="Medium Grid 2 Accent 4" w:semiHidden="0" w:uiPriority="68" w:unhideWhenUsed="0"/>
+    <w:lsdException w:name="Medium Grid 3 Accent 4" w:semiHidden="0" w:uiPriority="69" w:unhideWhenUsed="0"/>
+    <w:lsdException w:name="Dark List Accent 4" w:semiHidden="0" w:uiPriority="70" w:unhideWhenUsed="0"/>
+    <w:lsdException w:name="Colorful Shading Accent 4" w:semiHidden="0" w:uiPriority="71" w:unhideWhenUsed="0"/>
+    <w:lsdException w:name="Colorful List Accent 4" w:semiHidden="0" w:uiPriority="72" w:unhideWhenUsed="0"/>
+    <w:lsdException w:name="Colorful Grid Accent 4" w:semiHidden="0" w:uiPriority="73" w:unhideWhenUsed="0"/>
+    <w:lsdException w:name="Light Shading Accent 5" w:semiHidden="0" w:uiPriority="60" w:unhideWhenUsed="0"/>
+    <w:lsdException w:name="Light List Accent 5" w:semiHidden="0" w:uiPriority="61" w:unhideWhenUsed="0"/>
+    <w:lsdException w:name="Light Grid Accent 5" w:semiHidden="0" w:uiPriority="62" w:unhideWhenUsed="0"/>
+    <w:lsdException w:name="Medium Shading 1 Accent 5" w:semiHidden="0" w:uiPriority="63" w:unhideWhenUsed="0"/>
+    <w:lsdException w:name="Medium Shading 2 Accent 5" w:semiHidden="0" w:uiPriority="64" w:unhideWhenUsed="0"/>
+    <w:lsdException w:name="Medium List 1 Accent 5" w:semiHidden="0" w:uiPriority="65" w:unhideWhenUsed="0"/>
+    <w:lsdException w:name="Medium List 2 Accent 5" w:semiHidden="0" w:uiPriority="66" w:unhideWhenUsed="0"/>
+    <w:lsdException w:name="Medium Grid 1 Accent 5" w:semiHidden="0" w:uiPriority="67" w:unhideWhenUsed="0"/>
+    <w:lsdException w:name="Medium Grid 2 Accent 5" w:semiHidden="0" w:uiPriority="68" w:unhideWhenUsed="0"/>
+    <w:lsdException w:name="Medium Grid 3 Accent 5" w:semiHidden="0" w:uiPriority="69" w:unhideWhenUsed="0"/>
+    <w:lsdException w:name="Dark List Accent 5" w:semiHidden="0" w:uiPriority="70" w:unhideWhenUsed="0"/>
+    <w:lsdException w:name="Colorful Shading Accent 5" w:semiHidden="0" w:uiPriority="71" w:unhideWhenUsed="0"/>
+    <w:lsdException w:name="Colorful List Accent 5" w:semiHidden="0" w:uiPriority="72" w:unhideWhenUsed="0"/>
+    <w:lsdException w:name="Colorful Grid Accent 5" w:semiHidden="0" w:uiPriority="73" w:unhideWhenUsed="0"/>
+    <w:lsdException w:name="Light Shading Accent 6" w:semiHidden="0" w:uiPriority="60" w:unhideWhenUsed="0"/>
+    <w:lsdException w:name="Light List Accent 6" w:semiHidden="0" w:uiPriority="61" w:unhideWhenUsed="0"/>
+    <w:lsdException w:name="Light Grid Accent 6" w:semiHidden="0" w:uiPriority="62" w:unhideWhenUsed="0"/>
+    <w:lsdException w:name="Medium Shading 1 Accent 6" w:semiHidden="0" w:uiPriority="63" w:unhideWhenUsed="0"/>
+    <w:lsdException w:name="Medium Shading 2 Accent 6" w:semiHidden="0" w:uiPriority="64" w:unhideWhenUsed="0"/>
+    <w:lsdException w:name="Medium List 1 Accent 6" w:semiHidden="0" w:uiPriority="65" w:unhideWhenUsed="0"/>
+    <w:lsdException w:name="Medium List 2 Accent 6" w:semiHidden="0" w:uiPriority="66" w:unhideWhenUsed="0"/>
+    <w:lsdException w:name="Medium Grid 1 Accent 6" w:semiHidden="0" w:uiPriority="67" w:unhideWhenUsed="0"/>
+    <w:lsdException w:name="Medium Grid 2 Accent 6" w:semiHidden="0" w:uiPriority="68" w:unhideWhenUsed="0"/>
+    <w:lsdException w:name="Medium Grid 3 Accent 6" w:semiHidden="0" w:uiPriority="69" w:unhideWhenUsed="0"/>
+    <w:lsdException w:name="Dark List Accent 6" w:semiHidden="0" w:uiPriority="70" w:unhideWhenUsed="0"/>
+    <w:lsdException w:name="Colorful Shading Accent 6" w:semiHidden="0" w:uiPriority="71" w:unhideWhenUsed="0"/>
+    <w:lsdException w:name="Colorful List Accent 6" w:semiHidden="0" w:uiPriority="72" w:unhideWhenUsed="0"/>
+    <w:lsdException w:name="Colorful Grid Accent 6" w:semiHidden="0" w:uiPriority="73" w:unhideWhenUsed="0"/>
+    <w:lsdException w:name="Subtle Emphasis" w:semiHidden="0" w:uiPriority="19" w:unhideWhenUsed="0" w:qFormat="1"/>
+    <w:lsdException w:name="Intense Emphasis" w:semiHidden="0" w:uiPriority="21" w:unhideWhenUsed="0" w:qFormat="1"/>
+    <w:lsdException w:name="Subtle Reference" w:semiHidden="0" w:uiPriority="31" w:unhideWhenUsed="0" w:qFormat="1"/>
+    <w:lsdException w:name="Intense Reference" w:semiHidden="0" w:uiPriority="32" w:unhideWhenUsed="0" w:qFormat="1"/>
+    <w:lsdException w:name="Book Title" w:semiHidden="0" w:uiPriority="33" w:unhideWhenUsed="0" w:qFormat="1"/>
+    <w:lsdException w:name="Bibliography" w:uiPriority="37"/>
+    <w:lsdException w:name="TOC Heading" w:uiPriority="39" w:qFormat="1"/>
   </w:latentStyles>
   <w:style w:type="paragraph" w:default="1" w:styleId="Normal">
     <w:name w:val="Normal"/>
@@ -4703,6 +4180,7 @@
     <w:uiPriority w:val="99"/>
     <w:semiHidden/>
     <w:unhideWhenUsed/>
+    <w:qFormat/>
     <w:tblPr>
       <w:tblInd w:w="0" w:type="dxa"/>
       <w:tblCellMar>
@@ -4731,6 +4209,7 @@
       <w:lang w:val="en-US"/>
     </w:rPr>
     <w:tblPr>
+      <w:tblInd w:w="0" w:type="dxa"/>
       <w:tblBorders>
         <w:top w:val="single" w:sz="4" w:space="0" w:color="auto"/>
         <w:left w:val="single" w:sz="4" w:space="0" w:color="auto"/>
@@ -4739,6 +4218,12 @@
         <w:insideH w:val="single" w:sz="4" w:space="0" w:color="auto"/>
         <w:insideV w:val="single" w:sz="4" w:space="0" w:color="auto"/>
       </w:tblBorders>
+      <w:tblCellMar>
+        <w:top w:w="0" w:type="dxa"/>
+        <w:left w:w="108" w:type="dxa"/>
+        <w:bottom w:w="0" w:type="dxa"/>
+        <w:right w:w="108" w:type="dxa"/>
+      </w:tblCellMar>
     </w:tblPr>
   </w:style>
   <w:style w:type="paragraph" w:styleId="Header">
@@ -5230,7 +4715,7 @@
   <a:extraClrSchemeLst/>
   <a:extLst>
     <a:ext uri="{05A4C25C-085E-4340-85A3-A5531E510DB2}">
-      <thm15:themeFamily xmlns:thm15="http://schemas.microsoft.com/office/thememl/2012/main" name="Office Theme" id="{62F939B6-93AF-4DB8-9C6B-D6C7DFDC589F}" vid="{4A3C46E8-61CC-4603-A589-7422A47A8E4A}"/>
+      <thm15:themeFamily xmlns:thm15="http://schemas.microsoft.com/office/thememl/2012/main" xmlns="" name="Office Theme" id="{62F939B6-93AF-4DB8-9C6B-D6C7DFDC589F}" vid="{4A3C46E8-61CC-4603-A589-7422A47A8E4A}"/>
     </a:ext>
   </a:extLst>
 </a:theme>
